--- a/Strings/Strings qs.docx
+++ b/Strings/Strings qs.docx
@@ -12,669 +12,369 @@
       </w:pPr>
       <w:r>
         <w:rPr>
-          <w:rFonts w:ascii="Segoe UI Emoji" w:hAnsi="Segoe UI Emoji" w:cs="Segoe UI Emoji"/>
           <w:b/>
           <w:bCs/>
         </w:rPr>
-        <w:t>🔹</w:t>
+        <w:t>Basic / Manipulation</w:t>
       </w:r>
+    </w:p>
+    <w:p>
+      <w:pPr>
+        <w:numPr>
+          <w:ilvl w:val="0"/>
+          <w:numId w:val="34"/>
+        </w:numPr>
+        <w:spacing w:after="0" w:line="240" w:lineRule="auto"/>
+      </w:pPr>
+      <w:r>
+        <w:t>Reverse String</w:t>
+      </w:r>
+    </w:p>
+    <w:p>
+      <w:pPr>
+        <w:numPr>
+          <w:ilvl w:val="0"/>
+          <w:numId w:val="34"/>
+        </w:numPr>
+        <w:spacing w:after="0" w:line="240" w:lineRule="auto"/>
+      </w:pPr>
+      <w:r>
+        <w:t>Reverse Words in a String</w:t>
+      </w:r>
+    </w:p>
+    <w:p>
+      <w:pPr>
+        <w:numPr>
+          <w:ilvl w:val="0"/>
+          <w:numId w:val="34"/>
+        </w:numPr>
+        <w:spacing w:after="0" w:line="240" w:lineRule="auto"/>
+      </w:pPr>
+      <w:r>
+        <w:t>Longest Common Prefix</w:t>
+      </w:r>
+    </w:p>
+    <w:p>
+      <w:pPr>
+        <w:numPr>
+          <w:ilvl w:val="0"/>
+          <w:numId w:val="34"/>
+        </w:numPr>
+        <w:spacing w:after="0" w:line="240" w:lineRule="auto"/>
+      </w:pPr>
+      <w:r>
+        <w:t>String to Integer (</w:t>
+      </w:r>
+      <w:proofErr w:type="spellStart"/>
+      <w:r>
+        <w:t>atoi</w:t>
+      </w:r>
+      <w:proofErr w:type="spellEnd"/>
+      <w:r>
+        <w:t>)</w:t>
+      </w:r>
+    </w:p>
+    <w:p>
+      <w:pPr>
+        <w:spacing w:after="0" w:line="240" w:lineRule="auto"/>
+        <w:rPr>
+          <w:b/>
+          <w:bCs/>
+        </w:rPr>
+      </w:pPr>
       <w:r>
         <w:rPr>
           <w:b/>
           <w:bCs/>
         </w:rPr>
-        <w:t xml:space="preserve"> 1. Basic String Manipulation (Warm-up but must know)</w:t>
+        <w:t>Palindrome</w:t>
       </w:r>
     </w:p>
     <w:p>
       <w:pPr>
         <w:numPr>
           <w:ilvl w:val="0"/>
-          <w:numId w:val="28"/>
+          <w:numId w:val="35"/>
         </w:numPr>
         <w:spacing w:after="0" w:line="240" w:lineRule="auto"/>
+      </w:pPr>
+      <w:r>
+        <w:t>Valid Palindrome</w:t>
+      </w:r>
+    </w:p>
+    <w:p>
+      <w:pPr>
+        <w:numPr>
+          <w:ilvl w:val="0"/>
+          <w:numId w:val="35"/>
+        </w:numPr>
+        <w:spacing w:after="0" w:line="240" w:lineRule="auto"/>
+      </w:pPr>
+      <w:r>
+        <w:t>Valid Palindrome II</w:t>
+      </w:r>
+    </w:p>
+    <w:p>
+      <w:pPr>
+        <w:numPr>
+          <w:ilvl w:val="0"/>
+          <w:numId w:val="35"/>
+        </w:numPr>
+        <w:spacing w:after="0" w:line="240" w:lineRule="auto"/>
+      </w:pPr>
+      <w:r>
+        <w:t>Longest Palindromic Substring</w:t>
+      </w:r>
+    </w:p>
+    <w:p>
+      <w:pPr>
+        <w:spacing w:after="0" w:line="240" w:lineRule="auto"/>
+        <w:rPr>
+          <w:b/>
+          <w:bCs/>
+        </w:rPr>
       </w:pPr>
       <w:r>
         <w:rPr>
           <w:b/>
           <w:bCs/>
         </w:rPr>
-        <w:t>Reverse a string (without using inbuilt reverse).</w:t>
+        <w:t>Anagram</w:t>
       </w:r>
     </w:p>
     <w:p>
       <w:pPr>
         <w:numPr>
           <w:ilvl w:val="0"/>
-          <w:numId w:val="28"/>
+          <w:numId w:val="36"/>
         </w:numPr>
         <w:spacing w:after="0" w:line="240" w:lineRule="auto"/>
+      </w:pPr>
+      <w:r>
+        <w:t>Valid Anagram</w:t>
+      </w:r>
+    </w:p>
+    <w:p>
+      <w:pPr>
+        <w:numPr>
+          <w:ilvl w:val="0"/>
+          <w:numId w:val="36"/>
+        </w:numPr>
+        <w:spacing w:after="0" w:line="240" w:lineRule="auto"/>
+      </w:pPr>
+      <w:r>
+        <w:t>Group Anagrams</w:t>
+      </w:r>
+    </w:p>
+    <w:p>
+      <w:pPr>
+        <w:numPr>
+          <w:ilvl w:val="0"/>
+          <w:numId w:val="36"/>
+        </w:numPr>
+        <w:spacing w:after="0" w:line="240" w:lineRule="auto"/>
+      </w:pPr>
+      <w:r>
+        <w:t>Find All Anagrams in a String</w:t>
+      </w:r>
+    </w:p>
+    <w:p>
+      <w:pPr>
+        <w:spacing w:after="0" w:line="240" w:lineRule="auto"/>
+        <w:rPr>
+          <w:b/>
+          <w:bCs/>
+        </w:rPr>
       </w:pPr>
       <w:r>
         <w:rPr>
           <w:b/>
           <w:bCs/>
         </w:rPr>
-        <w:t>Check if a string is palindrome.</w:t>
+        <w:t>Sliding Window</w:t>
       </w:r>
     </w:p>
     <w:p>
       <w:pPr>
         <w:numPr>
           <w:ilvl w:val="0"/>
-          <w:numId w:val="28"/>
+          <w:numId w:val="37"/>
         </w:numPr>
         <w:spacing w:after="0" w:line="240" w:lineRule="auto"/>
+      </w:pPr>
+      <w:r>
+        <w:t>Longest Substring Without Repeating Characters</w:t>
+      </w:r>
+    </w:p>
+    <w:p>
+      <w:pPr>
+        <w:numPr>
+          <w:ilvl w:val="0"/>
+          <w:numId w:val="37"/>
+        </w:numPr>
+        <w:spacing w:after="0" w:line="240" w:lineRule="auto"/>
+      </w:pPr>
+      <w:r>
+        <w:t>Longest Repeating Character Replacement</w:t>
+      </w:r>
+    </w:p>
+    <w:p>
+      <w:pPr>
+        <w:numPr>
+          <w:ilvl w:val="0"/>
+          <w:numId w:val="37"/>
+        </w:numPr>
+        <w:spacing w:after="0" w:line="240" w:lineRule="auto"/>
+      </w:pPr>
+      <w:r>
+        <w:t>Minimum Window Substring</w:t>
+      </w:r>
+    </w:p>
+    <w:p>
+      <w:pPr>
+        <w:numPr>
+          <w:ilvl w:val="0"/>
+          <w:numId w:val="37"/>
+        </w:numPr>
+        <w:spacing w:after="0" w:line="240" w:lineRule="auto"/>
+      </w:pPr>
+      <w:r>
+        <w:t>Permutation in String</w:t>
+      </w:r>
+    </w:p>
+    <w:p>
+      <w:pPr>
+        <w:spacing w:after="0" w:line="240" w:lineRule="auto"/>
+        <w:rPr>
+          <w:b/>
+          <w:bCs/>
+        </w:rPr>
       </w:pPr>
       <w:r>
         <w:rPr>
           <w:b/>
           <w:bCs/>
         </w:rPr>
-        <w:t>Check if two strings are anagrams.</w:t>
+        <w:t>Hashing / Frequency</w:t>
       </w:r>
     </w:p>
     <w:p>
       <w:pPr>
         <w:numPr>
           <w:ilvl w:val="0"/>
-          <w:numId w:val="28"/>
+          <w:numId w:val="38"/>
         </w:numPr>
         <w:spacing w:after="0" w:line="240" w:lineRule="auto"/>
+      </w:pPr>
+      <w:r>
+        <w:t>First Unique Character in a String</w:t>
+      </w:r>
+    </w:p>
+    <w:p>
+      <w:pPr>
+        <w:numPr>
+          <w:ilvl w:val="0"/>
+          <w:numId w:val="38"/>
+        </w:numPr>
+        <w:spacing w:after="0" w:line="240" w:lineRule="auto"/>
+      </w:pPr>
+      <w:r>
+        <w:t>Sort Characters by Frequency</w:t>
+      </w:r>
+    </w:p>
+    <w:p>
+      <w:pPr>
+        <w:spacing w:after="0" w:line="240" w:lineRule="auto"/>
+        <w:rPr>
+          <w:b/>
+          <w:bCs/>
+        </w:rPr>
       </w:pPr>
       <w:r>
         <w:rPr>
           <w:b/>
           <w:bCs/>
         </w:rPr>
-        <w:t>Remove duplicate characters from a string.</w:t>
+        <w:t>Stack Based</w:t>
       </w:r>
     </w:p>
     <w:p>
       <w:pPr>
         <w:numPr>
           <w:ilvl w:val="0"/>
-          <w:numId w:val="28"/>
+          <w:numId w:val="39"/>
         </w:numPr>
         <w:spacing w:after="0" w:line="240" w:lineRule="auto"/>
+      </w:pPr>
+      <w:r>
+        <w:t>Valid Parentheses</w:t>
+      </w:r>
+    </w:p>
+    <w:p>
+      <w:pPr>
+        <w:numPr>
+          <w:ilvl w:val="0"/>
+          <w:numId w:val="39"/>
+        </w:numPr>
+        <w:spacing w:after="0" w:line="240" w:lineRule="auto"/>
+      </w:pPr>
+      <w:r>
+        <w:t>Remove All Adjacent Duplicates in String</w:t>
+      </w:r>
+    </w:p>
+    <w:p>
+      <w:pPr>
+        <w:spacing w:after="0" w:line="240" w:lineRule="auto"/>
+        <w:rPr>
+          <w:b/>
+          <w:bCs/>
+        </w:rPr>
       </w:pPr>
       <w:r>
         <w:rPr>
           <w:b/>
           <w:bCs/>
         </w:rPr>
-        <w:t>Find first non-repeating character in a string.</w:t>
+        <w:t xml:space="preserve">Misc OA </w:t>
       </w:r>
-    </w:p>
-    <w:p>
-      <w:pPr>
-        <w:spacing w:after="0" w:line="240" w:lineRule="auto"/>
-      </w:pPr>
-      <w:r>
-        <w:rPr>
-          <w:rFonts w:ascii="Segoe UI Emoji" w:hAnsi="Segoe UI Emoji" w:cs="Segoe UI Emoji"/>
-        </w:rPr>
-        <w:t>👉</w:t>
-      </w:r>
-      <w:r>
-        <w:t xml:space="preserve"> </w:t>
-      </w:r>
-      <w:proofErr w:type="gramStart"/>
-      <w:r>
-        <w:t>These test</w:t>
-      </w:r>
-      <w:proofErr w:type="gramEnd"/>
-      <w:r>
-        <w:t>: loops, hashing, two-pointer, basic STL.</w:t>
-      </w:r>
-    </w:p>
-    <w:p>
-      <w:pPr>
-        <w:spacing w:after="0" w:line="240" w:lineRule="auto"/>
-      </w:pPr>
-      <w:r>
-        <w:pict w14:anchorId="04528A67">
-          <v:rect id="_x0000_i1061" style="width:0;height:1.5pt" o:hralign="center" o:hrstd="t" o:hr="t" fillcolor="#a0a0a0" stroked="f"/>
-        </w:pict>
-      </w:r>
-    </w:p>
-    <w:p>
-      <w:pPr>
-        <w:spacing w:after="0" w:line="240" w:lineRule="auto"/>
-        <w:rPr>
-          <w:b/>
-          <w:bCs/>
-        </w:rPr>
-      </w:pPr>
-      <w:r>
-        <w:rPr>
-          <w:rFonts w:ascii="Segoe UI Emoji" w:hAnsi="Segoe UI Emoji" w:cs="Segoe UI Emoji"/>
-          <w:b/>
-          <w:bCs/>
-        </w:rPr>
-        <w:t>🔹</w:t>
-      </w:r>
+      <w:proofErr w:type="spellStart"/>
       <w:r>
         <w:rPr>
           <w:b/>
           <w:bCs/>
         </w:rPr>
-        <w:t xml:space="preserve"> 2. Sliding Window (VERY IMPORTANT for OA)</w:t>
+        <w:t>Favorites</w:t>
+      </w:r>
+      <w:proofErr w:type="spellEnd"/>
+    </w:p>
+    <w:p>
+      <w:pPr>
+        <w:numPr>
+          <w:ilvl w:val="0"/>
+          <w:numId w:val="40"/>
+        </w:numPr>
+        <w:spacing w:after="0" w:line="240" w:lineRule="auto"/>
+      </w:pPr>
+      <w:r>
+        <w:t>Encode and Decode Strings</w:t>
       </w:r>
     </w:p>
     <w:p>
       <w:pPr>
         <w:numPr>
           <w:ilvl w:val="0"/>
-          <w:numId w:val="29"/>
+          <w:numId w:val="40"/>
         </w:numPr>
         <w:spacing w:after="0" w:line="240" w:lineRule="auto"/>
       </w:pPr>
       <w:r>
-        <w:rPr>
-          <w:b/>
-          <w:bCs/>
-        </w:rPr>
-        <w:t>Longest substring without repeating characters.</w:t>
-      </w:r>
-    </w:p>
-    <w:p>
-      <w:pPr>
-        <w:numPr>
-          <w:ilvl w:val="0"/>
-          <w:numId w:val="29"/>
-        </w:numPr>
-        <w:spacing w:after="0" w:line="240" w:lineRule="auto"/>
-      </w:pPr>
-      <w:r>
-        <w:rPr>
-          <w:b/>
-          <w:bCs/>
-        </w:rPr>
-        <w:t>Longest substring with at most K distinct characters.</w:t>
-      </w:r>
-    </w:p>
-    <w:p>
-      <w:pPr>
-        <w:numPr>
-          <w:ilvl w:val="0"/>
-          <w:numId w:val="29"/>
-        </w:numPr>
-        <w:spacing w:after="0" w:line="240" w:lineRule="auto"/>
-      </w:pPr>
-      <w:r>
-        <w:rPr>
-          <w:b/>
-          <w:bCs/>
-        </w:rPr>
-        <w:t>Minimum window substring.</w:t>
-      </w:r>
-    </w:p>
-    <w:p>
-      <w:pPr>
-        <w:numPr>
-          <w:ilvl w:val="0"/>
-          <w:numId w:val="29"/>
-        </w:numPr>
-        <w:spacing w:after="0" w:line="240" w:lineRule="auto"/>
-      </w:pPr>
-      <w:r>
-        <w:rPr>
-          <w:b/>
-          <w:bCs/>
-        </w:rPr>
-        <w:t>Find all anagrams of a pattern in a string.</w:t>
-      </w:r>
-    </w:p>
-    <w:p>
-      <w:pPr>
-        <w:numPr>
-          <w:ilvl w:val="0"/>
-          <w:numId w:val="29"/>
-        </w:numPr>
-        <w:spacing w:after="0" w:line="240" w:lineRule="auto"/>
-      </w:pPr>
-      <w:r>
-        <w:rPr>
-          <w:b/>
-          <w:bCs/>
-        </w:rPr>
-        <w:t>Check if permutation of pattern exists in string.</w:t>
-      </w:r>
-    </w:p>
-    <w:p>
-      <w:pPr>
-        <w:spacing w:after="0" w:line="240" w:lineRule="auto"/>
-      </w:pPr>
-      <w:r>
-        <w:rPr>
-          <w:rFonts w:ascii="Segoe UI Emoji" w:hAnsi="Segoe UI Emoji" w:cs="Segoe UI Emoji"/>
-        </w:rPr>
-        <w:t>👉</w:t>
-      </w:r>
-      <w:r>
-        <w:t xml:space="preserve"> Core concept:</w:t>
-      </w:r>
-    </w:p>
-    <w:p>
-      <w:pPr>
-        <w:numPr>
-          <w:ilvl w:val="0"/>
-          <w:numId w:val="30"/>
-        </w:numPr>
-        <w:spacing w:after="0" w:line="240" w:lineRule="auto"/>
-      </w:pPr>
-      <w:r>
-        <w:t>Two pointers</w:t>
-      </w:r>
-    </w:p>
-    <w:p>
-      <w:pPr>
-        <w:numPr>
-          <w:ilvl w:val="0"/>
-          <w:numId w:val="30"/>
-        </w:numPr>
-        <w:spacing w:after="0" w:line="240" w:lineRule="auto"/>
-      </w:pPr>
-      <w:r>
-        <w:t>Frequency array / map</w:t>
-      </w:r>
-    </w:p>
-    <w:p>
-      <w:pPr>
-        <w:numPr>
-          <w:ilvl w:val="0"/>
-          <w:numId w:val="30"/>
-        </w:numPr>
-        <w:spacing w:after="0" w:line="240" w:lineRule="auto"/>
-      </w:pPr>
-      <w:r>
-        <w:t>Window expand + shrink</w:t>
-      </w:r>
-    </w:p>
-    <w:p>
-      <w:pPr>
-        <w:spacing w:after="0" w:line="240" w:lineRule="auto"/>
-      </w:pPr>
-      <w:r>
-        <w:rPr>
-          <w:rFonts w:ascii="Segoe UI Emoji" w:hAnsi="Segoe UI Emoji" w:cs="Segoe UI Emoji"/>
-        </w:rPr>
-        <w:t>⚠️</w:t>
-      </w:r>
-      <w:r>
-        <w:t xml:space="preserve"> These are VERY common in Amazon, Flipkart, etc.</w:t>
-      </w:r>
-    </w:p>
-    <w:p>
-      <w:pPr>
-        <w:spacing w:after="0" w:line="240" w:lineRule="auto"/>
-      </w:pPr>
-      <w:r>
-        <w:pict w14:anchorId="6D944138">
-          <v:rect id="_x0000_i1062" style="width:0;height:1.5pt" o:hralign="center" o:hrstd="t" o:hr="t" fillcolor="#a0a0a0" stroked="f"/>
-        </w:pict>
-      </w:r>
-    </w:p>
-    <w:p>
-      <w:pPr>
-        <w:spacing w:after="0" w:line="240" w:lineRule="auto"/>
-        <w:rPr>
-          <w:b/>
-          <w:bCs/>
-        </w:rPr>
-      </w:pPr>
-      <w:r>
-        <w:rPr>
-          <w:rFonts w:ascii="Segoe UI Emoji" w:hAnsi="Segoe UI Emoji" w:cs="Segoe UI Emoji"/>
-          <w:b/>
-          <w:bCs/>
-        </w:rPr>
-        <w:t>🔹</w:t>
-      </w:r>
-      <w:r>
-        <w:rPr>
-          <w:b/>
-          <w:bCs/>
-        </w:rPr>
-        <w:t xml:space="preserve"> 3. Frequency / Hashing Based</w:t>
-      </w:r>
-    </w:p>
-    <w:p>
-      <w:pPr>
-        <w:numPr>
-          <w:ilvl w:val="0"/>
-          <w:numId w:val="31"/>
-        </w:numPr>
-        <w:spacing w:after="0" w:line="240" w:lineRule="auto"/>
-      </w:pPr>
-      <w:r>
-        <w:rPr>
-          <w:b/>
-          <w:bCs/>
-        </w:rPr>
-        <w:t>Group Anagrams.</w:t>
-      </w:r>
-    </w:p>
-    <w:p>
-      <w:pPr>
-        <w:numPr>
-          <w:ilvl w:val="0"/>
-          <w:numId w:val="31"/>
-        </w:numPr>
-        <w:spacing w:after="0" w:line="240" w:lineRule="auto"/>
-      </w:pPr>
-      <w:r>
-        <w:rPr>
-          <w:b/>
-          <w:bCs/>
-        </w:rPr>
-        <w:t>Sort characters by frequency.</w:t>
-      </w:r>
-    </w:p>
-    <w:p>
-      <w:pPr>
-        <w:numPr>
-          <w:ilvl w:val="0"/>
-          <w:numId w:val="31"/>
-        </w:numPr>
-        <w:spacing w:after="0" w:line="240" w:lineRule="auto"/>
-      </w:pPr>
-      <w:r>
-        <w:rPr>
-          <w:b/>
-          <w:bCs/>
-        </w:rPr>
-        <w:t>Find longest palindrome that can be built using letters.</w:t>
-      </w:r>
-    </w:p>
-    <w:p>
-      <w:pPr>
-        <w:numPr>
-          <w:ilvl w:val="0"/>
-          <w:numId w:val="31"/>
-        </w:numPr>
-        <w:spacing w:after="0" w:line="240" w:lineRule="auto"/>
-      </w:pPr>
-      <w:r>
-        <w:rPr>
-          <w:b/>
-          <w:bCs/>
-        </w:rPr>
-        <w:t>Count substrings with equal number of 0s and 1s.</w:t>
-      </w:r>
-    </w:p>
-    <w:p>
-      <w:pPr>
-        <w:spacing w:after="0" w:line="240" w:lineRule="auto"/>
-      </w:pPr>
-      <w:r>
-        <w:rPr>
-          <w:rFonts w:ascii="Segoe UI Emoji" w:hAnsi="Segoe UI Emoji" w:cs="Segoe UI Emoji"/>
-        </w:rPr>
-        <w:t>👉</w:t>
-      </w:r>
-      <w:r>
-        <w:t xml:space="preserve"> Focus: </w:t>
-      </w:r>
-      <w:proofErr w:type="spellStart"/>
-      <w:r>
-        <w:t>unordered_map</w:t>
-      </w:r>
-      <w:proofErr w:type="spellEnd"/>
-      <w:r>
-        <w:t xml:space="preserve"> / vector&lt;int&gt; </w:t>
-      </w:r>
-      <w:proofErr w:type="spellStart"/>
-      <w:proofErr w:type="gramStart"/>
-      <w:r>
-        <w:t>freq</w:t>
-      </w:r>
-      <w:proofErr w:type="spellEnd"/>
-      <w:r>
-        <w:t>(</w:t>
-      </w:r>
-      <w:proofErr w:type="gramEnd"/>
-      <w:r>
-        <w:t>26)</w:t>
-      </w:r>
-    </w:p>
-    <w:p>
-      <w:pPr>
-        <w:spacing w:after="0" w:line="240" w:lineRule="auto"/>
-      </w:pPr>
-      <w:r>
-        <w:pict w14:anchorId="6B96FD33">
-          <v:rect id="_x0000_i1063" style="width:0;height:1.5pt" o:hralign="center" o:hrstd="t" o:hr="t" fillcolor="#a0a0a0" stroked="f"/>
-        </w:pict>
-      </w:r>
-    </w:p>
-    <w:p>
-      <w:pPr>
-        <w:spacing w:after="0" w:line="240" w:lineRule="auto"/>
-        <w:rPr>
-          <w:b/>
-          <w:bCs/>
-        </w:rPr>
-      </w:pPr>
-      <w:r>
-        <w:rPr>
-          <w:rFonts w:ascii="Segoe UI Emoji" w:hAnsi="Segoe UI Emoji" w:cs="Segoe UI Emoji"/>
-          <w:b/>
-          <w:bCs/>
-        </w:rPr>
-        <w:t>🔹</w:t>
-      </w:r>
-      <w:r>
-        <w:rPr>
-          <w:b/>
-          <w:bCs/>
-        </w:rPr>
-        <w:t xml:space="preserve"> 4. Advanced String Logic (High OA Level)</w:t>
-      </w:r>
-    </w:p>
-    <w:p>
-      <w:pPr>
-        <w:numPr>
-          <w:ilvl w:val="0"/>
-          <w:numId w:val="32"/>
-        </w:numPr>
-        <w:spacing w:after="0" w:line="240" w:lineRule="auto"/>
-      </w:pPr>
-      <w:r>
-        <w:rPr>
-          <w:b/>
-          <w:bCs/>
-        </w:rPr>
-        <w:t>Longest Palindromic Substring.</w:t>
-      </w:r>
-    </w:p>
-    <w:p>
-      <w:pPr>
-        <w:numPr>
-          <w:ilvl w:val="0"/>
-          <w:numId w:val="32"/>
-        </w:numPr>
-        <w:spacing w:after="0" w:line="240" w:lineRule="auto"/>
-      </w:pPr>
-      <w:r>
-        <w:rPr>
-          <w:b/>
-          <w:bCs/>
-        </w:rPr>
-        <w:t>String Compression (Run Length Encoding).</w:t>
-      </w:r>
-    </w:p>
-    <w:p>
-      <w:pPr>
-        <w:numPr>
-          <w:ilvl w:val="0"/>
-          <w:numId w:val="32"/>
-        </w:numPr>
-        <w:spacing w:after="0" w:line="240" w:lineRule="auto"/>
-      </w:pPr>
-      <w:r>
-        <w:rPr>
-          <w:b/>
-          <w:bCs/>
-        </w:rPr>
-        <w:t>Decode String (e.g., "3[a2[c]]").</w:t>
-      </w:r>
-    </w:p>
-    <w:p>
-      <w:pPr>
-        <w:numPr>
-          <w:ilvl w:val="0"/>
-          <w:numId w:val="32"/>
-        </w:numPr>
-        <w:spacing w:after="0" w:line="240" w:lineRule="auto"/>
-      </w:pPr>
-      <w:r>
-        <w:rPr>
-          <w:b/>
-          <w:bCs/>
-        </w:rPr>
-        <w:t>Multiply two large numbers given as strings.</w:t>
-      </w:r>
-    </w:p>
-    <w:p>
-      <w:pPr>
-        <w:numPr>
-          <w:ilvl w:val="0"/>
-          <w:numId w:val="32"/>
-        </w:numPr>
-        <w:spacing w:after="0" w:line="240" w:lineRule="auto"/>
-      </w:pPr>
-      <w:r>
-        <w:rPr>
-          <w:b/>
-          <w:bCs/>
-        </w:rPr>
-        <w:t>Check if one string is rotation of another.</w:t>
-      </w:r>
-    </w:p>
-    <w:p>
-      <w:pPr>
-        <w:numPr>
-          <w:ilvl w:val="0"/>
-          <w:numId w:val="32"/>
-        </w:numPr>
-        <w:spacing w:after="0" w:line="240" w:lineRule="auto"/>
-      </w:pPr>
-      <w:r>
-        <w:rPr>
-          <w:b/>
-          <w:bCs/>
-        </w:rPr>
-        <w:t xml:space="preserve">Implement </w:t>
-      </w:r>
-      <w:proofErr w:type="spellStart"/>
-      <w:proofErr w:type="gramStart"/>
-      <w:r>
-        <w:rPr>
-          <w:b/>
-          <w:bCs/>
-        </w:rPr>
-        <w:t>strstr</w:t>
-      </w:r>
-      <w:proofErr w:type="spellEnd"/>
-      <w:r>
-        <w:rPr>
-          <w:b/>
-          <w:bCs/>
-        </w:rPr>
-        <w:t>(</w:t>
-      </w:r>
-      <w:proofErr w:type="gramEnd"/>
-      <w:r>
-        <w:rPr>
-          <w:b/>
-          <w:bCs/>
-        </w:rPr>
-        <w:t>) (Pattern searching – KMP algorithm).</w:t>
-      </w:r>
-    </w:p>
-    <w:p>
-      <w:pPr>
-        <w:spacing w:after="0" w:line="240" w:lineRule="auto"/>
-      </w:pPr>
-      <w:r>
-        <w:rPr>
-          <w:rFonts w:ascii="Segoe UI Emoji" w:hAnsi="Segoe UI Emoji" w:cs="Segoe UI Emoji"/>
-        </w:rPr>
-        <w:t>👉</w:t>
-      </w:r>
-      <w:r>
-        <w:t xml:space="preserve"> </w:t>
+        <w:t xml:space="preserve">Count and </w:t>
       </w:r>
       <w:proofErr w:type="gramStart"/>
       <w:r>
-        <w:t>These test</w:t>
+        <w:t>Say</w:t>
       </w:r>
       <w:proofErr w:type="gramEnd"/>
-      <w:r>
-        <w:t>:</w:t>
-      </w:r>
-    </w:p>
-    <w:p>
-      <w:pPr>
-        <w:numPr>
-          <w:ilvl w:val="0"/>
-          <w:numId w:val="33"/>
-        </w:numPr>
-        <w:spacing w:after="0" w:line="240" w:lineRule="auto"/>
-      </w:pPr>
-      <w:r>
-        <w:t>Stack</w:t>
-      </w:r>
-    </w:p>
-    <w:p>
-      <w:pPr>
-        <w:numPr>
-          <w:ilvl w:val="0"/>
-          <w:numId w:val="33"/>
-        </w:numPr>
-        <w:spacing w:after="0" w:line="240" w:lineRule="auto"/>
-      </w:pPr>
-      <w:r>
-        <w:t>Two pointers</w:t>
-      </w:r>
-    </w:p>
-    <w:p>
-      <w:pPr>
-        <w:numPr>
-          <w:ilvl w:val="0"/>
-          <w:numId w:val="33"/>
-        </w:numPr>
-        <w:spacing w:after="0" w:line="240" w:lineRule="auto"/>
-      </w:pPr>
-      <w:r>
-        <w:t>DP</w:t>
-      </w:r>
-    </w:p>
-    <w:p>
-      <w:pPr>
-        <w:numPr>
-          <w:ilvl w:val="0"/>
-          <w:numId w:val="33"/>
-        </w:numPr>
-        <w:spacing w:after="0" w:line="240" w:lineRule="auto"/>
-      </w:pPr>
-      <w:r>
-        <w:t>Pattern matching</w:t>
-      </w:r>
-    </w:p>
-    <w:p>
-      <w:pPr>
-        <w:numPr>
-          <w:ilvl w:val="0"/>
-          <w:numId w:val="33"/>
-        </w:numPr>
-        <w:spacing w:after="0" w:line="240" w:lineRule="auto"/>
-      </w:pPr>
-      <w:r>
-        <w:t>String simulation</w:t>
-      </w:r>
     </w:p>
     <w:p>
       <w:pPr>
@@ -697,6 +397,119 @@
 <file path=word/numbering.xml><?xml version="1.0" encoding="utf-8"?>
 <w:numbering xmlns:wpc="http://schemas.microsoft.com/office/word/2010/wordprocessingCanvas" xmlns:cx="http://schemas.microsoft.com/office/drawing/2014/chartex" xmlns:cx1="http://schemas.microsoft.com/office/drawing/2015/9/8/chartex" xmlns:cx2="http://schemas.microsoft.com/office/drawing/2015/10/21/chartex" xmlns:cx3="http://schemas.microsoft.com/office/drawing/2016/5/9/chartex" xmlns:cx4="http://schemas.microsoft.com/office/drawing/2016/5/10/chartex" xmlns:cx5="http://schemas.microsoft.com/office/drawing/2016/5/11/chartex" xmlns:cx6="http://schemas.microsoft.com/office/drawing/2016/5/12/chartex" xmlns:cx7="http://schemas.microsoft.com/office/drawing/2016/5/13/chartex" xmlns:cx8="http://schemas.microsoft.com/office/drawing/2016/5/14/chartex" xmlns:mc="http://schemas.openxmlformats.org/markup-compatibility/2006" xmlns:aink="http://schemas.microsoft.com/office/drawing/2016/ink" xmlns:am3d="http://schemas.microsoft.com/office/drawing/2017/model3d" xmlns:o="urn:schemas-microsoft-com:office:office" xmlns:oel="http://schemas.microsoft.com/office/2019/extlst" xmlns:r="http://schemas.openxmlformats.org/officeDocument/2006/relationships" xmlns:m="http://schemas.openxmlformats.org/officeDocument/2006/math" xmlns:v="urn:schemas-microsoft-com:vml" xmlns:wp14="http://schemas.microsoft.com/office/word/2010/wordprocessingDrawing" xmlns:wp="http://schemas.openxmlformats.org/drawingml/2006/wordprocessingDrawing" xmlns:w10="urn:schemas-microsoft-com:office:word" xmlns:w="http://schemas.openxmlformats.org/wordprocessingml/2006/main" xmlns:w14="http://schemas.microsoft.com/office/word/2010/wordml" xmlns:w15="http://schemas.microsoft.com/office/word/2012/wordml" xmlns:w16cex="http://schemas.microsoft.com/office/word/2018/wordml/cex" xmlns:w16cid="http://schemas.microsoft.com/office/word/2016/wordml/cid" xmlns:w16="http://schemas.microsoft.com/office/word/2018/wordml" xmlns:w16du="http://schemas.microsoft.com/office/word/2023/wordml/word16du" xmlns:w16sdtdh="http://schemas.microsoft.com/office/word/2020/wordml/sdtdatahash" xmlns:w16sdtfl="http://schemas.microsoft.com/office/word/2024/wordml/sdtformatlock" xmlns:w16se="http://schemas.microsoft.com/office/word/2015/wordml/symex" xmlns:wpg="http://schemas.microsoft.com/office/word/2010/wordprocessingGroup" xmlns:wpi="http://schemas.microsoft.com/office/word/2010/wordprocessingInk" xmlns:wne="http://schemas.microsoft.com/office/word/2006/wordml" xmlns:wps="http://schemas.microsoft.com/office/word/2010/wordprocessingShape" mc:Ignorable="w14 w15 w16se w16cid w16 w16cex w16sdtdh w16sdtfl w16du wp14">
   <w:abstractNum w:abstractNumId="0" w15:restartNumberingAfterBreak="0">
+    <w:nsid w:val="017041E5"/>
+    <w:multiLevelType w:val="multilevel"/>
+    <w:tmpl w:val="3E56D77A"/>
+    <w:lvl w:ilvl="0">
+      <w:start w:val="5"/>
+      <w:numFmt w:val="decimal"/>
+      <w:lvlText w:val="%1."/>
+      <w:lvlJc w:val="left"/>
+      <w:pPr>
+        <w:tabs>
+          <w:tab w:val="num" w:pos="720"/>
+        </w:tabs>
+        <w:ind w:left="720" w:hanging="360"/>
+      </w:pPr>
+    </w:lvl>
+    <w:lvl w:ilvl="1" w:tentative="1">
+      <w:start w:val="1"/>
+      <w:numFmt w:val="decimal"/>
+      <w:lvlText w:val="%2."/>
+      <w:lvlJc w:val="left"/>
+      <w:pPr>
+        <w:tabs>
+          <w:tab w:val="num" w:pos="1440"/>
+        </w:tabs>
+        <w:ind w:left="1440" w:hanging="360"/>
+      </w:pPr>
+    </w:lvl>
+    <w:lvl w:ilvl="2" w:tentative="1">
+      <w:start w:val="1"/>
+      <w:numFmt w:val="decimal"/>
+      <w:lvlText w:val="%3."/>
+      <w:lvlJc w:val="left"/>
+      <w:pPr>
+        <w:tabs>
+          <w:tab w:val="num" w:pos="2160"/>
+        </w:tabs>
+        <w:ind w:left="2160" w:hanging="360"/>
+      </w:pPr>
+    </w:lvl>
+    <w:lvl w:ilvl="3" w:tentative="1">
+      <w:start w:val="1"/>
+      <w:numFmt w:val="decimal"/>
+      <w:lvlText w:val="%4."/>
+      <w:lvlJc w:val="left"/>
+      <w:pPr>
+        <w:tabs>
+          <w:tab w:val="num" w:pos="2880"/>
+        </w:tabs>
+        <w:ind w:left="2880" w:hanging="360"/>
+      </w:pPr>
+    </w:lvl>
+    <w:lvl w:ilvl="4" w:tentative="1">
+      <w:start w:val="1"/>
+      <w:numFmt w:val="decimal"/>
+      <w:lvlText w:val="%5."/>
+      <w:lvlJc w:val="left"/>
+      <w:pPr>
+        <w:tabs>
+          <w:tab w:val="num" w:pos="3600"/>
+        </w:tabs>
+        <w:ind w:left="3600" w:hanging="360"/>
+      </w:pPr>
+    </w:lvl>
+    <w:lvl w:ilvl="5" w:tentative="1">
+      <w:start w:val="1"/>
+      <w:numFmt w:val="decimal"/>
+      <w:lvlText w:val="%6."/>
+      <w:lvlJc w:val="left"/>
+      <w:pPr>
+        <w:tabs>
+          <w:tab w:val="num" w:pos="4320"/>
+        </w:tabs>
+        <w:ind w:left="4320" w:hanging="360"/>
+      </w:pPr>
+    </w:lvl>
+    <w:lvl w:ilvl="6" w:tentative="1">
+      <w:start w:val="1"/>
+      <w:numFmt w:val="decimal"/>
+      <w:lvlText w:val="%7."/>
+      <w:lvlJc w:val="left"/>
+      <w:pPr>
+        <w:tabs>
+          <w:tab w:val="num" w:pos="5040"/>
+        </w:tabs>
+        <w:ind w:left="5040" w:hanging="360"/>
+      </w:pPr>
+    </w:lvl>
+    <w:lvl w:ilvl="7" w:tentative="1">
+      <w:start w:val="1"/>
+      <w:numFmt w:val="decimal"/>
+      <w:lvlText w:val="%8."/>
+      <w:lvlJc w:val="left"/>
+      <w:pPr>
+        <w:tabs>
+          <w:tab w:val="num" w:pos="5760"/>
+        </w:tabs>
+        <w:ind w:left="5760" w:hanging="360"/>
+      </w:pPr>
+    </w:lvl>
+    <w:lvl w:ilvl="8" w:tentative="1">
+      <w:start w:val="1"/>
+      <w:numFmt w:val="decimal"/>
+      <w:lvlText w:val="%9."/>
+      <w:lvlJc w:val="left"/>
+      <w:pPr>
+        <w:tabs>
+          <w:tab w:val="num" w:pos="6480"/>
+        </w:tabs>
+        <w:ind w:left="6480" w:hanging="360"/>
+      </w:pPr>
+    </w:lvl>
+  </w:abstractNum>
+  <w:abstractNum w:abstractNumId="1" w15:restartNumberingAfterBreak="0">
     <w:nsid w:val="0AFA47D1"/>
     <w:multiLevelType w:val="multilevel"/>
     <w:tmpl w:val="AF9EC31A"/>
@@ -809,7 +622,7 @@
       </w:pPr>
     </w:lvl>
   </w:abstractNum>
-  <w:abstractNum w:abstractNumId="1" w15:restartNumberingAfterBreak="0">
+  <w:abstractNum w:abstractNumId="2" w15:restartNumberingAfterBreak="0">
     <w:nsid w:val="0F0A35AE"/>
     <w:multiLevelType w:val="multilevel"/>
     <w:tmpl w:val="039CEC1A"/>
@@ -958,7 +771,120 @@
       </w:rPr>
     </w:lvl>
   </w:abstractNum>
-  <w:abstractNum w:abstractNumId="2" w15:restartNumberingAfterBreak="0">
+  <w:abstractNum w:abstractNumId="3" w15:restartNumberingAfterBreak="0">
+    <w:nsid w:val="0F15460A"/>
+    <w:multiLevelType w:val="multilevel"/>
+    <w:tmpl w:val="514C3FFE"/>
+    <w:lvl w:ilvl="0">
+      <w:start w:val="19"/>
+      <w:numFmt w:val="decimal"/>
+      <w:lvlText w:val="%1."/>
+      <w:lvlJc w:val="left"/>
+      <w:pPr>
+        <w:tabs>
+          <w:tab w:val="num" w:pos="720"/>
+        </w:tabs>
+        <w:ind w:left="720" w:hanging="360"/>
+      </w:pPr>
+    </w:lvl>
+    <w:lvl w:ilvl="1" w:tentative="1">
+      <w:start w:val="1"/>
+      <w:numFmt w:val="decimal"/>
+      <w:lvlText w:val="%2."/>
+      <w:lvlJc w:val="left"/>
+      <w:pPr>
+        <w:tabs>
+          <w:tab w:val="num" w:pos="1440"/>
+        </w:tabs>
+        <w:ind w:left="1440" w:hanging="360"/>
+      </w:pPr>
+    </w:lvl>
+    <w:lvl w:ilvl="2" w:tentative="1">
+      <w:start w:val="1"/>
+      <w:numFmt w:val="decimal"/>
+      <w:lvlText w:val="%3."/>
+      <w:lvlJc w:val="left"/>
+      <w:pPr>
+        <w:tabs>
+          <w:tab w:val="num" w:pos="2160"/>
+        </w:tabs>
+        <w:ind w:left="2160" w:hanging="360"/>
+      </w:pPr>
+    </w:lvl>
+    <w:lvl w:ilvl="3" w:tentative="1">
+      <w:start w:val="1"/>
+      <w:numFmt w:val="decimal"/>
+      <w:lvlText w:val="%4."/>
+      <w:lvlJc w:val="left"/>
+      <w:pPr>
+        <w:tabs>
+          <w:tab w:val="num" w:pos="2880"/>
+        </w:tabs>
+        <w:ind w:left="2880" w:hanging="360"/>
+      </w:pPr>
+    </w:lvl>
+    <w:lvl w:ilvl="4" w:tentative="1">
+      <w:start w:val="1"/>
+      <w:numFmt w:val="decimal"/>
+      <w:lvlText w:val="%5."/>
+      <w:lvlJc w:val="left"/>
+      <w:pPr>
+        <w:tabs>
+          <w:tab w:val="num" w:pos="3600"/>
+        </w:tabs>
+        <w:ind w:left="3600" w:hanging="360"/>
+      </w:pPr>
+    </w:lvl>
+    <w:lvl w:ilvl="5" w:tentative="1">
+      <w:start w:val="1"/>
+      <w:numFmt w:val="decimal"/>
+      <w:lvlText w:val="%6."/>
+      <w:lvlJc w:val="left"/>
+      <w:pPr>
+        <w:tabs>
+          <w:tab w:val="num" w:pos="4320"/>
+        </w:tabs>
+        <w:ind w:left="4320" w:hanging="360"/>
+      </w:pPr>
+    </w:lvl>
+    <w:lvl w:ilvl="6" w:tentative="1">
+      <w:start w:val="1"/>
+      <w:numFmt w:val="decimal"/>
+      <w:lvlText w:val="%7."/>
+      <w:lvlJc w:val="left"/>
+      <w:pPr>
+        <w:tabs>
+          <w:tab w:val="num" w:pos="5040"/>
+        </w:tabs>
+        <w:ind w:left="5040" w:hanging="360"/>
+      </w:pPr>
+    </w:lvl>
+    <w:lvl w:ilvl="7" w:tentative="1">
+      <w:start w:val="1"/>
+      <w:numFmt w:val="decimal"/>
+      <w:lvlText w:val="%8."/>
+      <w:lvlJc w:val="left"/>
+      <w:pPr>
+        <w:tabs>
+          <w:tab w:val="num" w:pos="5760"/>
+        </w:tabs>
+        <w:ind w:left="5760" w:hanging="360"/>
+      </w:pPr>
+    </w:lvl>
+    <w:lvl w:ilvl="8" w:tentative="1">
+      <w:start w:val="1"/>
+      <w:numFmt w:val="decimal"/>
+      <w:lvlText w:val="%9."/>
+      <w:lvlJc w:val="left"/>
+      <w:pPr>
+        <w:tabs>
+          <w:tab w:val="num" w:pos="6480"/>
+        </w:tabs>
+        <w:ind w:left="6480" w:hanging="360"/>
+      </w:pPr>
+    </w:lvl>
+  </w:abstractNum>
+  <w:abstractNum w:abstractNumId="4" w15:restartNumberingAfterBreak="0">
     <w:nsid w:val="11047695"/>
     <w:multiLevelType w:val="multilevel"/>
     <w:tmpl w:val="F6B2AF3A"/>
@@ -1107,7 +1033,7 @@
       </w:rPr>
     </w:lvl>
   </w:abstractNum>
-  <w:abstractNum w:abstractNumId="3" w15:restartNumberingAfterBreak="0">
+  <w:abstractNum w:abstractNumId="5" w15:restartNumberingAfterBreak="0">
     <w:nsid w:val="11D13640"/>
     <w:multiLevelType w:val="multilevel"/>
     <w:tmpl w:val="C4769008"/>
@@ -1256,7 +1182,7 @@
       </w:rPr>
     </w:lvl>
   </w:abstractNum>
-  <w:abstractNum w:abstractNumId="4" w15:restartNumberingAfterBreak="0">
+  <w:abstractNum w:abstractNumId="6" w15:restartNumberingAfterBreak="0">
     <w:nsid w:val="161E1FA8"/>
     <w:multiLevelType w:val="multilevel"/>
     <w:tmpl w:val="6638E87A"/>
@@ -1405,7 +1331,7 @@
       </w:rPr>
     </w:lvl>
   </w:abstractNum>
-  <w:abstractNum w:abstractNumId="5" w15:restartNumberingAfterBreak="0">
+  <w:abstractNum w:abstractNumId="7" w15:restartNumberingAfterBreak="0">
     <w:nsid w:val="195B61CC"/>
     <w:multiLevelType w:val="multilevel"/>
     <w:tmpl w:val="0FEC4C3C"/>
@@ -1518,7 +1444,7 @@
       </w:pPr>
     </w:lvl>
   </w:abstractNum>
-  <w:abstractNum w:abstractNumId="6" w15:restartNumberingAfterBreak="0">
+  <w:abstractNum w:abstractNumId="8" w15:restartNumberingAfterBreak="0">
     <w:nsid w:val="1C436347"/>
     <w:multiLevelType w:val="multilevel"/>
     <w:tmpl w:val="D424F9BC"/>
@@ -1667,7 +1593,7 @@
       </w:rPr>
     </w:lvl>
   </w:abstractNum>
-  <w:abstractNum w:abstractNumId="7" w15:restartNumberingAfterBreak="0">
+  <w:abstractNum w:abstractNumId="9" w15:restartNumberingAfterBreak="0">
     <w:nsid w:val="1D115D41"/>
     <w:multiLevelType w:val="multilevel"/>
     <w:tmpl w:val="9CE44A4E"/>
@@ -1816,7 +1742,7 @@
       </w:rPr>
     </w:lvl>
   </w:abstractNum>
-  <w:abstractNum w:abstractNumId="8" w15:restartNumberingAfterBreak="0">
+  <w:abstractNum w:abstractNumId="10" w15:restartNumberingAfterBreak="0">
     <w:nsid w:val="26D31D6C"/>
     <w:multiLevelType w:val="multilevel"/>
     <w:tmpl w:val="C6FC326C"/>
@@ -1965,7 +1891,7 @@
       </w:rPr>
     </w:lvl>
   </w:abstractNum>
-  <w:abstractNum w:abstractNumId="9" w15:restartNumberingAfterBreak="0">
+  <w:abstractNum w:abstractNumId="11" w15:restartNumberingAfterBreak="0">
     <w:nsid w:val="2DE85850"/>
     <w:multiLevelType w:val="multilevel"/>
     <w:tmpl w:val="6C9643C4"/>
@@ -2114,7 +2040,7 @@
       </w:rPr>
     </w:lvl>
   </w:abstractNum>
-  <w:abstractNum w:abstractNumId="10" w15:restartNumberingAfterBreak="0">
+  <w:abstractNum w:abstractNumId="12" w15:restartNumberingAfterBreak="0">
     <w:nsid w:val="2F1B4E07"/>
     <w:multiLevelType w:val="multilevel"/>
     <w:tmpl w:val="6150D9C4"/>
@@ -2263,7 +2189,7 @@
       </w:rPr>
     </w:lvl>
   </w:abstractNum>
-  <w:abstractNum w:abstractNumId="11" w15:restartNumberingAfterBreak="0">
+  <w:abstractNum w:abstractNumId="13" w15:restartNumberingAfterBreak="0">
     <w:nsid w:val="303B7636"/>
     <w:multiLevelType w:val="multilevel"/>
     <w:tmpl w:val="A628EA16"/>
@@ -2412,7 +2338,7 @@
       </w:rPr>
     </w:lvl>
   </w:abstractNum>
-  <w:abstractNum w:abstractNumId="12" w15:restartNumberingAfterBreak="0">
+  <w:abstractNum w:abstractNumId="14" w15:restartNumberingAfterBreak="0">
     <w:nsid w:val="321D37D1"/>
     <w:multiLevelType w:val="multilevel"/>
     <w:tmpl w:val="1456981A"/>
@@ -2525,7 +2451,120 @@
       </w:pPr>
     </w:lvl>
   </w:abstractNum>
-  <w:abstractNum w:abstractNumId="13" w15:restartNumberingAfterBreak="0">
+  <w:abstractNum w:abstractNumId="15" w15:restartNumberingAfterBreak="0">
+    <w:nsid w:val="3F7A6E14"/>
+    <w:multiLevelType w:val="multilevel"/>
+    <w:tmpl w:val="9C36309C"/>
+    <w:lvl w:ilvl="0">
+      <w:start w:val="17"/>
+      <w:numFmt w:val="decimal"/>
+      <w:lvlText w:val="%1."/>
+      <w:lvlJc w:val="left"/>
+      <w:pPr>
+        <w:tabs>
+          <w:tab w:val="num" w:pos="720"/>
+        </w:tabs>
+        <w:ind w:left="720" w:hanging="360"/>
+      </w:pPr>
+    </w:lvl>
+    <w:lvl w:ilvl="1" w:tentative="1">
+      <w:start w:val="1"/>
+      <w:numFmt w:val="decimal"/>
+      <w:lvlText w:val="%2."/>
+      <w:lvlJc w:val="left"/>
+      <w:pPr>
+        <w:tabs>
+          <w:tab w:val="num" w:pos="1440"/>
+        </w:tabs>
+        <w:ind w:left="1440" w:hanging="360"/>
+      </w:pPr>
+    </w:lvl>
+    <w:lvl w:ilvl="2" w:tentative="1">
+      <w:start w:val="1"/>
+      <w:numFmt w:val="decimal"/>
+      <w:lvlText w:val="%3."/>
+      <w:lvlJc w:val="left"/>
+      <w:pPr>
+        <w:tabs>
+          <w:tab w:val="num" w:pos="2160"/>
+        </w:tabs>
+        <w:ind w:left="2160" w:hanging="360"/>
+      </w:pPr>
+    </w:lvl>
+    <w:lvl w:ilvl="3" w:tentative="1">
+      <w:start w:val="1"/>
+      <w:numFmt w:val="decimal"/>
+      <w:lvlText w:val="%4."/>
+      <w:lvlJc w:val="left"/>
+      <w:pPr>
+        <w:tabs>
+          <w:tab w:val="num" w:pos="2880"/>
+        </w:tabs>
+        <w:ind w:left="2880" w:hanging="360"/>
+      </w:pPr>
+    </w:lvl>
+    <w:lvl w:ilvl="4" w:tentative="1">
+      <w:start w:val="1"/>
+      <w:numFmt w:val="decimal"/>
+      <w:lvlText w:val="%5."/>
+      <w:lvlJc w:val="left"/>
+      <w:pPr>
+        <w:tabs>
+          <w:tab w:val="num" w:pos="3600"/>
+        </w:tabs>
+        <w:ind w:left="3600" w:hanging="360"/>
+      </w:pPr>
+    </w:lvl>
+    <w:lvl w:ilvl="5" w:tentative="1">
+      <w:start w:val="1"/>
+      <w:numFmt w:val="decimal"/>
+      <w:lvlText w:val="%6."/>
+      <w:lvlJc w:val="left"/>
+      <w:pPr>
+        <w:tabs>
+          <w:tab w:val="num" w:pos="4320"/>
+        </w:tabs>
+        <w:ind w:left="4320" w:hanging="360"/>
+      </w:pPr>
+    </w:lvl>
+    <w:lvl w:ilvl="6" w:tentative="1">
+      <w:start w:val="1"/>
+      <w:numFmt w:val="decimal"/>
+      <w:lvlText w:val="%7."/>
+      <w:lvlJc w:val="left"/>
+      <w:pPr>
+        <w:tabs>
+          <w:tab w:val="num" w:pos="5040"/>
+        </w:tabs>
+        <w:ind w:left="5040" w:hanging="360"/>
+      </w:pPr>
+    </w:lvl>
+    <w:lvl w:ilvl="7" w:tentative="1">
+      <w:start w:val="1"/>
+      <w:numFmt w:val="decimal"/>
+      <w:lvlText w:val="%8."/>
+      <w:lvlJc w:val="left"/>
+      <w:pPr>
+        <w:tabs>
+          <w:tab w:val="num" w:pos="5760"/>
+        </w:tabs>
+        <w:ind w:left="5760" w:hanging="360"/>
+      </w:pPr>
+    </w:lvl>
+    <w:lvl w:ilvl="8" w:tentative="1">
+      <w:start w:val="1"/>
+      <w:numFmt w:val="decimal"/>
+      <w:lvlText w:val="%9."/>
+      <w:lvlJc w:val="left"/>
+      <w:pPr>
+        <w:tabs>
+          <w:tab w:val="num" w:pos="6480"/>
+        </w:tabs>
+        <w:ind w:left="6480" w:hanging="360"/>
+      </w:pPr>
+    </w:lvl>
+  </w:abstractNum>
+  <w:abstractNum w:abstractNumId="16" w15:restartNumberingAfterBreak="0">
     <w:nsid w:val="427E15FA"/>
     <w:multiLevelType w:val="multilevel"/>
     <w:tmpl w:val="8F8C6F80"/>
@@ -2674,7 +2713,120 @@
       </w:rPr>
     </w:lvl>
   </w:abstractNum>
-  <w:abstractNum w:abstractNumId="14" w15:restartNumberingAfterBreak="0">
+  <w:abstractNum w:abstractNumId="17" w15:restartNumberingAfterBreak="0">
+    <w:nsid w:val="458362BF"/>
+    <w:multiLevelType w:val="multilevel"/>
+    <w:tmpl w:val="11E246CC"/>
+    <w:lvl w:ilvl="0">
+      <w:start w:val="15"/>
+      <w:numFmt w:val="decimal"/>
+      <w:lvlText w:val="%1."/>
+      <w:lvlJc w:val="left"/>
+      <w:pPr>
+        <w:tabs>
+          <w:tab w:val="num" w:pos="720"/>
+        </w:tabs>
+        <w:ind w:left="720" w:hanging="360"/>
+      </w:pPr>
+    </w:lvl>
+    <w:lvl w:ilvl="1" w:tentative="1">
+      <w:start w:val="1"/>
+      <w:numFmt w:val="decimal"/>
+      <w:lvlText w:val="%2."/>
+      <w:lvlJc w:val="left"/>
+      <w:pPr>
+        <w:tabs>
+          <w:tab w:val="num" w:pos="1440"/>
+        </w:tabs>
+        <w:ind w:left="1440" w:hanging="360"/>
+      </w:pPr>
+    </w:lvl>
+    <w:lvl w:ilvl="2" w:tentative="1">
+      <w:start w:val="1"/>
+      <w:numFmt w:val="decimal"/>
+      <w:lvlText w:val="%3."/>
+      <w:lvlJc w:val="left"/>
+      <w:pPr>
+        <w:tabs>
+          <w:tab w:val="num" w:pos="2160"/>
+        </w:tabs>
+        <w:ind w:left="2160" w:hanging="360"/>
+      </w:pPr>
+    </w:lvl>
+    <w:lvl w:ilvl="3" w:tentative="1">
+      <w:start w:val="1"/>
+      <w:numFmt w:val="decimal"/>
+      <w:lvlText w:val="%4."/>
+      <w:lvlJc w:val="left"/>
+      <w:pPr>
+        <w:tabs>
+          <w:tab w:val="num" w:pos="2880"/>
+        </w:tabs>
+        <w:ind w:left="2880" w:hanging="360"/>
+      </w:pPr>
+    </w:lvl>
+    <w:lvl w:ilvl="4" w:tentative="1">
+      <w:start w:val="1"/>
+      <w:numFmt w:val="decimal"/>
+      <w:lvlText w:val="%5."/>
+      <w:lvlJc w:val="left"/>
+      <w:pPr>
+        <w:tabs>
+          <w:tab w:val="num" w:pos="3600"/>
+        </w:tabs>
+        <w:ind w:left="3600" w:hanging="360"/>
+      </w:pPr>
+    </w:lvl>
+    <w:lvl w:ilvl="5" w:tentative="1">
+      <w:start w:val="1"/>
+      <w:numFmt w:val="decimal"/>
+      <w:lvlText w:val="%6."/>
+      <w:lvlJc w:val="left"/>
+      <w:pPr>
+        <w:tabs>
+          <w:tab w:val="num" w:pos="4320"/>
+        </w:tabs>
+        <w:ind w:left="4320" w:hanging="360"/>
+      </w:pPr>
+    </w:lvl>
+    <w:lvl w:ilvl="6" w:tentative="1">
+      <w:start w:val="1"/>
+      <w:numFmt w:val="decimal"/>
+      <w:lvlText w:val="%7."/>
+      <w:lvlJc w:val="left"/>
+      <w:pPr>
+        <w:tabs>
+          <w:tab w:val="num" w:pos="5040"/>
+        </w:tabs>
+        <w:ind w:left="5040" w:hanging="360"/>
+      </w:pPr>
+    </w:lvl>
+    <w:lvl w:ilvl="7" w:tentative="1">
+      <w:start w:val="1"/>
+      <w:numFmt w:val="decimal"/>
+      <w:lvlText w:val="%8."/>
+      <w:lvlJc w:val="left"/>
+      <w:pPr>
+        <w:tabs>
+          <w:tab w:val="num" w:pos="5760"/>
+        </w:tabs>
+        <w:ind w:left="5760" w:hanging="360"/>
+      </w:pPr>
+    </w:lvl>
+    <w:lvl w:ilvl="8" w:tentative="1">
+      <w:start w:val="1"/>
+      <w:numFmt w:val="decimal"/>
+      <w:lvlText w:val="%9."/>
+      <w:lvlJc w:val="left"/>
+      <w:pPr>
+        <w:tabs>
+          <w:tab w:val="num" w:pos="6480"/>
+        </w:tabs>
+        <w:ind w:left="6480" w:hanging="360"/>
+      </w:pPr>
+    </w:lvl>
+  </w:abstractNum>
+  <w:abstractNum w:abstractNumId="18" w15:restartNumberingAfterBreak="0">
     <w:nsid w:val="4BC9233E"/>
     <w:multiLevelType w:val="multilevel"/>
     <w:tmpl w:val="65BA0154"/>
@@ -2823,7 +2975,7 @@
       </w:rPr>
     </w:lvl>
   </w:abstractNum>
-  <w:abstractNum w:abstractNumId="15" w15:restartNumberingAfterBreak="0">
+  <w:abstractNum w:abstractNumId="19" w15:restartNumberingAfterBreak="0">
     <w:nsid w:val="4E2E0EC4"/>
     <w:multiLevelType w:val="multilevel"/>
     <w:tmpl w:val="38F45760"/>
@@ -2972,7 +3124,7 @@
       </w:rPr>
     </w:lvl>
   </w:abstractNum>
-  <w:abstractNum w:abstractNumId="16" w15:restartNumberingAfterBreak="0">
+  <w:abstractNum w:abstractNumId="20" w15:restartNumberingAfterBreak="0">
     <w:nsid w:val="51934CF1"/>
     <w:multiLevelType w:val="multilevel"/>
     <w:tmpl w:val="14C2C070"/>
@@ -3121,7 +3273,120 @@
       </w:rPr>
     </w:lvl>
   </w:abstractNum>
-  <w:abstractNum w:abstractNumId="17" w15:restartNumberingAfterBreak="0">
+  <w:abstractNum w:abstractNumId="21" w15:restartNumberingAfterBreak="0">
+    <w:nsid w:val="537D207F"/>
+    <w:multiLevelType w:val="multilevel"/>
+    <w:tmpl w:val="B06E08D8"/>
+    <w:lvl w:ilvl="0">
+      <w:start w:val="11"/>
+      <w:numFmt w:val="decimal"/>
+      <w:lvlText w:val="%1."/>
+      <w:lvlJc w:val="left"/>
+      <w:pPr>
+        <w:tabs>
+          <w:tab w:val="num" w:pos="720"/>
+        </w:tabs>
+        <w:ind w:left="720" w:hanging="360"/>
+      </w:pPr>
+    </w:lvl>
+    <w:lvl w:ilvl="1" w:tentative="1">
+      <w:start w:val="1"/>
+      <w:numFmt w:val="decimal"/>
+      <w:lvlText w:val="%2."/>
+      <w:lvlJc w:val="left"/>
+      <w:pPr>
+        <w:tabs>
+          <w:tab w:val="num" w:pos="1440"/>
+        </w:tabs>
+        <w:ind w:left="1440" w:hanging="360"/>
+      </w:pPr>
+    </w:lvl>
+    <w:lvl w:ilvl="2" w:tentative="1">
+      <w:start w:val="1"/>
+      <w:numFmt w:val="decimal"/>
+      <w:lvlText w:val="%3."/>
+      <w:lvlJc w:val="left"/>
+      <w:pPr>
+        <w:tabs>
+          <w:tab w:val="num" w:pos="2160"/>
+        </w:tabs>
+        <w:ind w:left="2160" w:hanging="360"/>
+      </w:pPr>
+    </w:lvl>
+    <w:lvl w:ilvl="3" w:tentative="1">
+      <w:start w:val="1"/>
+      <w:numFmt w:val="decimal"/>
+      <w:lvlText w:val="%4."/>
+      <w:lvlJc w:val="left"/>
+      <w:pPr>
+        <w:tabs>
+          <w:tab w:val="num" w:pos="2880"/>
+        </w:tabs>
+        <w:ind w:left="2880" w:hanging="360"/>
+      </w:pPr>
+    </w:lvl>
+    <w:lvl w:ilvl="4" w:tentative="1">
+      <w:start w:val="1"/>
+      <w:numFmt w:val="decimal"/>
+      <w:lvlText w:val="%5."/>
+      <w:lvlJc w:val="left"/>
+      <w:pPr>
+        <w:tabs>
+          <w:tab w:val="num" w:pos="3600"/>
+        </w:tabs>
+        <w:ind w:left="3600" w:hanging="360"/>
+      </w:pPr>
+    </w:lvl>
+    <w:lvl w:ilvl="5" w:tentative="1">
+      <w:start w:val="1"/>
+      <w:numFmt w:val="decimal"/>
+      <w:lvlText w:val="%6."/>
+      <w:lvlJc w:val="left"/>
+      <w:pPr>
+        <w:tabs>
+          <w:tab w:val="num" w:pos="4320"/>
+        </w:tabs>
+        <w:ind w:left="4320" w:hanging="360"/>
+      </w:pPr>
+    </w:lvl>
+    <w:lvl w:ilvl="6" w:tentative="1">
+      <w:start w:val="1"/>
+      <w:numFmt w:val="decimal"/>
+      <w:lvlText w:val="%7."/>
+      <w:lvlJc w:val="left"/>
+      <w:pPr>
+        <w:tabs>
+          <w:tab w:val="num" w:pos="5040"/>
+        </w:tabs>
+        <w:ind w:left="5040" w:hanging="360"/>
+      </w:pPr>
+    </w:lvl>
+    <w:lvl w:ilvl="7" w:tentative="1">
+      <w:start w:val="1"/>
+      <w:numFmt w:val="decimal"/>
+      <w:lvlText w:val="%8."/>
+      <w:lvlJc w:val="left"/>
+      <w:pPr>
+        <w:tabs>
+          <w:tab w:val="num" w:pos="5760"/>
+        </w:tabs>
+        <w:ind w:left="5760" w:hanging="360"/>
+      </w:pPr>
+    </w:lvl>
+    <w:lvl w:ilvl="8" w:tentative="1">
+      <w:start w:val="1"/>
+      <w:numFmt w:val="decimal"/>
+      <w:lvlText w:val="%9."/>
+      <w:lvlJc w:val="left"/>
+      <w:pPr>
+        <w:tabs>
+          <w:tab w:val="num" w:pos="6480"/>
+        </w:tabs>
+        <w:ind w:left="6480" w:hanging="360"/>
+      </w:pPr>
+    </w:lvl>
+  </w:abstractNum>
+  <w:abstractNum w:abstractNumId="22" w15:restartNumberingAfterBreak="0">
     <w:nsid w:val="56106287"/>
     <w:multiLevelType w:val="multilevel"/>
     <w:tmpl w:val="37D8BA0C"/>
@@ -3270,7 +3535,7 @@
       </w:rPr>
     </w:lvl>
   </w:abstractNum>
-  <w:abstractNum w:abstractNumId="18" w15:restartNumberingAfterBreak="0">
+  <w:abstractNum w:abstractNumId="23" w15:restartNumberingAfterBreak="0">
     <w:nsid w:val="57AE76AD"/>
     <w:multiLevelType w:val="multilevel"/>
     <w:tmpl w:val="399C6650"/>
@@ -3419,7 +3684,7 @@
       </w:rPr>
     </w:lvl>
   </w:abstractNum>
-  <w:abstractNum w:abstractNumId="19" w15:restartNumberingAfterBreak="0">
+  <w:abstractNum w:abstractNumId="24" w15:restartNumberingAfterBreak="0">
     <w:nsid w:val="589B6B4F"/>
     <w:multiLevelType w:val="multilevel"/>
     <w:tmpl w:val="1C10E690"/>
@@ -3568,7 +3833,7 @@
       </w:rPr>
     </w:lvl>
   </w:abstractNum>
-  <w:abstractNum w:abstractNumId="20" w15:restartNumberingAfterBreak="0">
+  <w:abstractNum w:abstractNumId="25" w15:restartNumberingAfterBreak="0">
     <w:nsid w:val="58B4436E"/>
     <w:multiLevelType w:val="multilevel"/>
     <w:tmpl w:val="085C2CE8"/>
@@ -3717,7 +3982,120 @@
       </w:rPr>
     </w:lvl>
   </w:abstractNum>
-  <w:abstractNum w:abstractNumId="21" w15:restartNumberingAfterBreak="0">
+  <w:abstractNum w:abstractNumId="26" w15:restartNumberingAfterBreak="0">
+    <w:nsid w:val="59100001"/>
+    <w:multiLevelType w:val="multilevel"/>
+    <w:tmpl w:val="AF165E56"/>
+    <w:lvl w:ilvl="0">
+      <w:start w:val="1"/>
+      <w:numFmt w:val="decimal"/>
+      <w:lvlText w:val="%1."/>
+      <w:lvlJc w:val="left"/>
+      <w:pPr>
+        <w:tabs>
+          <w:tab w:val="num" w:pos="720"/>
+        </w:tabs>
+        <w:ind w:left="720" w:hanging="360"/>
+      </w:pPr>
+    </w:lvl>
+    <w:lvl w:ilvl="1" w:tentative="1">
+      <w:start w:val="1"/>
+      <w:numFmt w:val="decimal"/>
+      <w:lvlText w:val="%2."/>
+      <w:lvlJc w:val="left"/>
+      <w:pPr>
+        <w:tabs>
+          <w:tab w:val="num" w:pos="1440"/>
+        </w:tabs>
+        <w:ind w:left="1440" w:hanging="360"/>
+      </w:pPr>
+    </w:lvl>
+    <w:lvl w:ilvl="2" w:tentative="1">
+      <w:start w:val="1"/>
+      <w:numFmt w:val="decimal"/>
+      <w:lvlText w:val="%3."/>
+      <w:lvlJc w:val="left"/>
+      <w:pPr>
+        <w:tabs>
+          <w:tab w:val="num" w:pos="2160"/>
+        </w:tabs>
+        <w:ind w:left="2160" w:hanging="360"/>
+      </w:pPr>
+    </w:lvl>
+    <w:lvl w:ilvl="3" w:tentative="1">
+      <w:start w:val="1"/>
+      <w:numFmt w:val="decimal"/>
+      <w:lvlText w:val="%4."/>
+      <w:lvlJc w:val="left"/>
+      <w:pPr>
+        <w:tabs>
+          <w:tab w:val="num" w:pos="2880"/>
+        </w:tabs>
+        <w:ind w:left="2880" w:hanging="360"/>
+      </w:pPr>
+    </w:lvl>
+    <w:lvl w:ilvl="4" w:tentative="1">
+      <w:start w:val="1"/>
+      <w:numFmt w:val="decimal"/>
+      <w:lvlText w:val="%5."/>
+      <w:lvlJc w:val="left"/>
+      <w:pPr>
+        <w:tabs>
+          <w:tab w:val="num" w:pos="3600"/>
+        </w:tabs>
+        <w:ind w:left="3600" w:hanging="360"/>
+      </w:pPr>
+    </w:lvl>
+    <w:lvl w:ilvl="5" w:tentative="1">
+      <w:start w:val="1"/>
+      <w:numFmt w:val="decimal"/>
+      <w:lvlText w:val="%6."/>
+      <w:lvlJc w:val="left"/>
+      <w:pPr>
+        <w:tabs>
+          <w:tab w:val="num" w:pos="4320"/>
+        </w:tabs>
+        <w:ind w:left="4320" w:hanging="360"/>
+      </w:pPr>
+    </w:lvl>
+    <w:lvl w:ilvl="6" w:tentative="1">
+      <w:start w:val="1"/>
+      <w:numFmt w:val="decimal"/>
+      <w:lvlText w:val="%7."/>
+      <w:lvlJc w:val="left"/>
+      <w:pPr>
+        <w:tabs>
+          <w:tab w:val="num" w:pos="5040"/>
+        </w:tabs>
+        <w:ind w:left="5040" w:hanging="360"/>
+      </w:pPr>
+    </w:lvl>
+    <w:lvl w:ilvl="7" w:tentative="1">
+      <w:start w:val="1"/>
+      <w:numFmt w:val="decimal"/>
+      <w:lvlText w:val="%8."/>
+      <w:lvlJc w:val="left"/>
+      <w:pPr>
+        <w:tabs>
+          <w:tab w:val="num" w:pos="5760"/>
+        </w:tabs>
+        <w:ind w:left="5760" w:hanging="360"/>
+      </w:pPr>
+    </w:lvl>
+    <w:lvl w:ilvl="8" w:tentative="1">
+      <w:start w:val="1"/>
+      <w:numFmt w:val="decimal"/>
+      <w:lvlText w:val="%9."/>
+      <w:lvlJc w:val="left"/>
+      <w:pPr>
+        <w:tabs>
+          <w:tab w:val="num" w:pos="6480"/>
+        </w:tabs>
+        <w:ind w:left="6480" w:hanging="360"/>
+      </w:pPr>
+    </w:lvl>
+  </w:abstractNum>
+  <w:abstractNum w:abstractNumId="27" w15:restartNumberingAfterBreak="0">
     <w:nsid w:val="59212112"/>
     <w:multiLevelType w:val="multilevel"/>
     <w:tmpl w:val="BEBA7356"/>
@@ -3866,7 +4244,7 @@
       </w:rPr>
     </w:lvl>
   </w:abstractNum>
-  <w:abstractNum w:abstractNumId="22" w15:restartNumberingAfterBreak="0">
+  <w:abstractNum w:abstractNumId="28" w15:restartNumberingAfterBreak="0">
     <w:nsid w:val="5A76174B"/>
     <w:multiLevelType w:val="multilevel"/>
     <w:tmpl w:val="8DE61308"/>
@@ -4015,7 +4393,7 @@
       </w:rPr>
     </w:lvl>
   </w:abstractNum>
-  <w:abstractNum w:abstractNumId="23" w15:restartNumberingAfterBreak="0">
+  <w:abstractNum w:abstractNumId="29" w15:restartNumberingAfterBreak="0">
     <w:nsid w:val="5EB211FB"/>
     <w:multiLevelType w:val="multilevel"/>
     <w:tmpl w:val="1DC8DC0C"/>
@@ -4164,7 +4542,7 @@
       </w:rPr>
     </w:lvl>
   </w:abstractNum>
-  <w:abstractNum w:abstractNumId="24" w15:restartNumberingAfterBreak="0">
+  <w:abstractNum w:abstractNumId="30" w15:restartNumberingAfterBreak="0">
     <w:nsid w:val="6243609A"/>
     <w:multiLevelType w:val="multilevel"/>
     <w:tmpl w:val="6BD64954"/>
@@ -4277,7 +4655,7 @@
       </w:pPr>
     </w:lvl>
   </w:abstractNum>
-  <w:abstractNum w:abstractNumId="25" w15:restartNumberingAfterBreak="0">
+  <w:abstractNum w:abstractNumId="31" w15:restartNumberingAfterBreak="0">
     <w:nsid w:val="63482032"/>
     <w:multiLevelType w:val="multilevel"/>
     <w:tmpl w:val="B9F6996A"/>
@@ -4390,7 +4768,7 @@
       </w:pPr>
     </w:lvl>
   </w:abstractNum>
-  <w:abstractNum w:abstractNumId="26" w15:restartNumberingAfterBreak="0">
+  <w:abstractNum w:abstractNumId="32" w15:restartNumberingAfterBreak="0">
     <w:nsid w:val="65215D27"/>
     <w:multiLevelType w:val="multilevel"/>
     <w:tmpl w:val="B5D8C32C"/>
@@ -4539,7 +4917,7 @@
       </w:rPr>
     </w:lvl>
   </w:abstractNum>
-  <w:abstractNum w:abstractNumId="27" w15:restartNumberingAfterBreak="0">
+  <w:abstractNum w:abstractNumId="33" w15:restartNumberingAfterBreak="0">
     <w:nsid w:val="65DA28C5"/>
     <w:multiLevelType w:val="multilevel"/>
     <w:tmpl w:val="7A8E3A4C"/>
@@ -4688,7 +5066,7 @@
       </w:rPr>
     </w:lvl>
   </w:abstractNum>
-  <w:abstractNum w:abstractNumId="28" w15:restartNumberingAfterBreak="0">
+  <w:abstractNum w:abstractNumId="34" w15:restartNumberingAfterBreak="0">
     <w:nsid w:val="6AEA56A0"/>
     <w:multiLevelType w:val="multilevel"/>
     <w:tmpl w:val="E94E1CDC"/>
@@ -4837,7 +5215,7 @@
       </w:rPr>
     </w:lvl>
   </w:abstractNum>
-  <w:abstractNum w:abstractNumId="29" w15:restartNumberingAfterBreak="0">
+  <w:abstractNum w:abstractNumId="35" w15:restartNumberingAfterBreak="0">
     <w:nsid w:val="6D6C1043"/>
     <w:multiLevelType w:val="multilevel"/>
     <w:tmpl w:val="3864DE90"/>
@@ -4986,7 +5364,7 @@
       </w:rPr>
     </w:lvl>
   </w:abstractNum>
-  <w:abstractNum w:abstractNumId="30" w15:restartNumberingAfterBreak="0">
+  <w:abstractNum w:abstractNumId="36" w15:restartNumberingAfterBreak="0">
     <w:nsid w:val="6E840463"/>
     <w:multiLevelType w:val="multilevel"/>
     <w:tmpl w:val="E938A360"/>
@@ -5099,7 +5477,7 @@
       </w:pPr>
     </w:lvl>
   </w:abstractNum>
-  <w:abstractNum w:abstractNumId="31" w15:restartNumberingAfterBreak="0">
+  <w:abstractNum w:abstractNumId="37" w15:restartNumberingAfterBreak="0">
     <w:nsid w:val="726C6094"/>
     <w:multiLevelType w:val="multilevel"/>
     <w:tmpl w:val="A2A891D8"/>
@@ -5248,7 +5626,7 @@
       </w:rPr>
     </w:lvl>
   </w:abstractNum>
-  <w:abstractNum w:abstractNumId="32" w15:restartNumberingAfterBreak="0">
+  <w:abstractNum w:abstractNumId="38" w15:restartNumberingAfterBreak="0">
     <w:nsid w:val="798377F1"/>
     <w:multiLevelType w:val="multilevel"/>
     <w:tmpl w:val="6980ABB0"/>
@@ -5361,104 +5739,238 @@
       </w:pPr>
     </w:lvl>
   </w:abstractNum>
+  <w:abstractNum w:abstractNumId="39" w15:restartNumberingAfterBreak="0">
+    <w:nsid w:val="7D45020F"/>
+    <w:multiLevelType w:val="multilevel"/>
+    <w:tmpl w:val="5B74C65A"/>
+    <w:lvl w:ilvl="0">
+      <w:start w:val="8"/>
+      <w:numFmt w:val="decimal"/>
+      <w:lvlText w:val="%1."/>
+      <w:lvlJc w:val="left"/>
+      <w:pPr>
+        <w:tabs>
+          <w:tab w:val="num" w:pos="720"/>
+        </w:tabs>
+        <w:ind w:left="720" w:hanging="360"/>
+      </w:pPr>
+    </w:lvl>
+    <w:lvl w:ilvl="1" w:tentative="1">
+      <w:start w:val="1"/>
+      <w:numFmt w:val="decimal"/>
+      <w:lvlText w:val="%2."/>
+      <w:lvlJc w:val="left"/>
+      <w:pPr>
+        <w:tabs>
+          <w:tab w:val="num" w:pos="1440"/>
+        </w:tabs>
+        <w:ind w:left="1440" w:hanging="360"/>
+      </w:pPr>
+    </w:lvl>
+    <w:lvl w:ilvl="2" w:tentative="1">
+      <w:start w:val="1"/>
+      <w:numFmt w:val="decimal"/>
+      <w:lvlText w:val="%3."/>
+      <w:lvlJc w:val="left"/>
+      <w:pPr>
+        <w:tabs>
+          <w:tab w:val="num" w:pos="2160"/>
+        </w:tabs>
+        <w:ind w:left="2160" w:hanging="360"/>
+      </w:pPr>
+    </w:lvl>
+    <w:lvl w:ilvl="3" w:tentative="1">
+      <w:start w:val="1"/>
+      <w:numFmt w:val="decimal"/>
+      <w:lvlText w:val="%4."/>
+      <w:lvlJc w:val="left"/>
+      <w:pPr>
+        <w:tabs>
+          <w:tab w:val="num" w:pos="2880"/>
+        </w:tabs>
+        <w:ind w:left="2880" w:hanging="360"/>
+      </w:pPr>
+    </w:lvl>
+    <w:lvl w:ilvl="4" w:tentative="1">
+      <w:start w:val="1"/>
+      <w:numFmt w:val="decimal"/>
+      <w:lvlText w:val="%5."/>
+      <w:lvlJc w:val="left"/>
+      <w:pPr>
+        <w:tabs>
+          <w:tab w:val="num" w:pos="3600"/>
+        </w:tabs>
+        <w:ind w:left="3600" w:hanging="360"/>
+      </w:pPr>
+    </w:lvl>
+    <w:lvl w:ilvl="5" w:tentative="1">
+      <w:start w:val="1"/>
+      <w:numFmt w:val="decimal"/>
+      <w:lvlText w:val="%6."/>
+      <w:lvlJc w:val="left"/>
+      <w:pPr>
+        <w:tabs>
+          <w:tab w:val="num" w:pos="4320"/>
+        </w:tabs>
+        <w:ind w:left="4320" w:hanging="360"/>
+      </w:pPr>
+    </w:lvl>
+    <w:lvl w:ilvl="6" w:tentative="1">
+      <w:start w:val="1"/>
+      <w:numFmt w:val="decimal"/>
+      <w:lvlText w:val="%7."/>
+      <w:lvlJc w:val="left"/>
+      <w:pPr>
+        <w:tabs>
+          <w:tab w:val="num" w:pos="5040"/>
+        </w:tabs>
+        <w:ind w:left="5040" w:hanging="360"/>
+      </w:pPr>
+    </w:lvl>
+    <w:lvl w:ilvl="7" w:tentative="1">
+      <w:start w:val="1"/>
+      <w:numFmt w:val="decimal"/>
+      <w:lvlText w:val="%8."/>
+      <w:lvlJc w:val="left"/>
+      <w:pPr>
+        <w:tabs>
+          <w:tab w:val="num" w:pos="5760"/>
+        </w:tabs>
+        <w:ind w:left="5760" w:hanging="360"/>
+      </w:pPr>
+    </w:lvl>
+    <w:lvl w:ilvl="8" w:tentative="1">
+      <w:start w:val="1"/>
+      <w:numFmt w:val="decimal"/>
+      <w:lvlText w:val="%9."/>
+      <w:lvlJc w:val="left"/>
+      <w:pPr>
+        <w:tabs>
+          <w:tab w:val="num" w:pos="6480"/>
+        </w:tabs>
+        <w:ind w:left="6480" w:hanging="360"/>
+      </w:pPr>
+    </w:lvl>
+  </w:abstractNum>
   <w:num w:numId="1" w16cid:durableId="613559818">
+    <w:abstractNumId w:val="1"/>
+  </w:num>
+  <w:num w:numId="2" w16cid:durableId="1099563340">
+    <w:abstractNumId w:val="30"/>
+  </w:num>
+  <w:num w:numId="3" w16cid:durableId="42215936">
+    <w:abstractNumId w:val="36"/>
+  </w:num>
+  <w:num w:numId="4" w16cid:durableId="2028750613">
+    <w:abstractNumId w:val="5"/>
+  </w:num>
+  <w:num w:numId="5" w16cid:durableId="269552110">
+    <w:abstractNumId w:val="16"/>
+  </w:num>
+  <w:num w:numId="6" w16cid:durableId="1874003733">
+    <w:abstractNumId w:val="12"/>
+  </w:num>
+  <w:num w:numId="7" w16cid:durableId="999889582">
+    <w:abstractNumId w:val="29"/>
+  </w:num>
+  <w:num w:numId="8" w16cid:durableId="1921983712">
+    <w:abstractNumId w:val="13"/>
+  </w:num>
+  <w:num w:numId="9" w16cid:durableId="1047028065">
+    <w:abstractNumId w:val="19"/>
+  </w:num>
+  <w:num w:numId="10" w16cid:durableId="1726022333">
+    <w:abstractNumId w:val="4"/>
+  </w:num>
+  <w:num w:numId="11" w16cid:durableId="91292210">
+    <w:abstractNumId w:val="11"/>
+  </w:num>
+  <w:num w:numId="12" w16cid:durableId="1704092885">
+    <w:abstractNumId w:val="35"/>
+  </w:num>
+  <w:num w:numId="13" w16cid:durableId="327296736">
+    <w:abstractNumId w:val="2"/>
+  </w:num>
+  <w:num w:numId="14" w16cid:durableId="877820927">
+    <w:abstractNumId w:val="8"/>
+  </w:num>
+  <w:num w:numId="15" w16cid:durableId="599489336">
+    <w:abstractNumId w:val="18"/>
+  </w:num>
+  <w:num w:numId="16" w16cid:durableId="1953903177">
+    <w:abstractNumId w:val="24"/>
+  </w:num>
+  <w:num w:numId="17" w16cid:durableId="408692596">
+    <w:abstractNumId w:val="27"/>
+  </w:num>
+  <w:num w:numId="18" w16cid:durableId="205068133">
+    <w:abstractNumId w:val="20"/>
+  </w:num>
+  <w:num w:numId="19" w16cid:durableId="1540975472">
+    <w:abstractNumId w:val="10"/>
+  </w:num>
+  <w:num w:numId="20" w16cid:durableId="9063244">
+    <w:abstractNumId w:val="32"/>
+  </w:num>
+  <w:num w:numId="21" w16cid:durableId="1714116342">
+    <w:abstractNumId w:val="33"/>
+  </w:num>
+  <w:num w:numId="22" w16cid:durableId="98645188">
+    <w:abstractNumId w:val="25"/>
+  </w:num>
+  <w:num w:numId="23" w16cid:durableId="1135489873">
+    <w:abstractNumId w:val="37"/>
+  </w:num>
+  <w:num w:numId="24" w16cid:durableId="1303383054">
+    <w:abstractNumId w:val="23"/>
+  </w:num>
+  <w:num w:numId="25" w16cid:durableId="46727241">
+    <w:abstractNumId w:val="9"/>
+  </w:num>
+  <w:num w:numId="26" w16cid:durableId="658198311">
+    <w:abstractNumId w:val="6"/>
+  </w:num>
+  <w:num w:numId="27" w16cid:durableId="1801915231">
+    <w:abstractNumId w:val="22"/>
+  </w:num>
+  <w:num w:numId="28" w16cid:durableId="1966811375">
+    <w:abstractNumId w:val="38"/>
+  </w:num>
+  <w:num w:numId="29" w16cid:durableId="197200488">
+    <w:abstractNumId w:val="7"/>
+  </w:num>
+  <w:num w:numId="30" w16cid:durableId="1238857550">
+    <w:abstractNumId w:val="28"/>
+  </w:num>
+  <w:num w:numId="31" w16cid:durableId="1363049926">
+    <w:abstractNumId w:val="14"/>
+  </w:num>
+  <w:num w:numId="32" w16cid:durableId="83572158">
+    <w:abstractNumId w:val="31"/>
+  </w:num>
+  <w:num w:numId="33" w16cid:durableId="955716721">
+    <w:abstractNumId w:val="34"/>
+  </w:num>
+  <w:num w:numId="34" w16cid:durableId="982932552">
+    <w:abstractNumId w:val="26"/>
+  </w:num>
+  <w:num w:numId="35" w16cid:durableId="1935743527">
     <w:abstractNumId w:val="0"/>
   </w:num>
-  <w:num w:numId="2" w16cid:durableId="1099563340">
-    <w:abstractNumId w:val="24"/>
+  <w:num w:numId="36" w16cid:durableId="1950697471">
+    <w:abstractNumId w:val="39"/>
   </w:num>
-  <w:num w:numId="3" w16cid:durableId="42215936">
-    <w:abstractNumId w:val="30"/>
+  <w:num w:numId="37" w16cid:durableId="1378241675">
+    <w:abstractNumId w:val="21"/>
   </w:num>
-  <w:num w:numId="4" w16cid:durableId="2028750613">
-    <w:abstractNumId w:val="3"/>
+  <w:num w:numId="38" w16cid:durableId="1023559288">
+    <w:abstractNumId w:val="17"/>
   </w:num>
-  <w:num w:numId="5" w16cid:durableId="269552110">
-    <w:abstractNumId w:val="13"/>
-  </w:num>
-  <w:num w:numId="6" w16cid:durableId="1874003733">
-    <w:abstractNumId w:val="10"/>
-  </w:num>
-  <w:num w:numId="7" w16cid:durableId="999889582">
-    <w:abstractNumId w:val="23"/>
-  </w:num>
-  <w:num w:numId="8" w16cid:durableId="1921983712">
-    <w:abstractNumId w:val="11"/>
-  </w:num>
-  <w:num w:numId="9" w16cid:durableId="1047028065">
+  <w:num w:numId="39" w16cid:durableId="272054786">
     <w:abstractNumId w:val="15"/>
   </w:num>
-  <w:num w:numId="10" w16cid:durableId="1726022333">
-    <w:abstractNumId w:val="2"/>
-  </w:num>
-  <w:num w:numId="11" w16cid:durableId="91292210">
-    <w:abstractNumId w:val="9"/>
-  </w:num>
-  <w:num w:numId="12" w16cid:durableId="1704092885">
-    <w:abstractNumId w:val="29"/>
-  </w:num>
-  <w:num w:numId="13" w16cid:durableId="327296736">
-    <w:abstractNumId w:val="1"/>
-  </w:num>
-  <w:num w:numId="14" w16cid:durableId="877820927">
-    <w:abstractNumId w:val="6"/>
-  </w:num>
-  <w:num w:numId="15" w16cid:durableId="599489336">
-    <w:abstractNumId w:val="14"/>
-  </w:num>
-  <w:num w:numId="16" w16cid:durableId="1953903177">
-    <w:abstractNumId w:val="19"/>
-  </w:num>
-  <w:num w:numId="17" w16cid:durableId="408692596">
-    <w:abstractNumId w:val="21"/>
-  </w:num>
-  <w:num w:numId="18" w16cid:durableId="205068133">
-    <w:abstractNumId w:val="16"/>
-  </w:num>
-  <w:num w:numId="19" w16cid:durableId="1540975472">
-    <w:abstractNumId w:val="8"/>
-  </w:num>
-  <w:num w:numId="20" w16cid:durableId="9063244">
-    <w:abstractNumId w:val="26"/>
-  </w:num>
-  <w:num w:numId="21" w16cid:durableId="1714116342">
-    <w:abstractNumId w:val="27"/>
-  </w:num>
-  <w:num w:numId="22" w16cid:durableId="98645188">
-    <w:abstractNumId w:val="20"/>
-  </w:num>
-  <w:num w:numId="23" w16cid:durableId="1135489873">
-    <w:abstractNumId w:val="31"/>
-  </w:num>
-  <w:num w:numId="24" w16cid:durableId="1303383054">
-    <w:abstractNumId w:val="18"/>
-  </w:num>
-  <w:num w:numId="25" w16cid:durableId="46727241">
-    <w:abstractNumId w:val="7"/>
-  </w:num>
-  <w:num w:numId="26" w16cid:durableId="658198311">
-    <w:abstractNumId w:val="4"/>
-  </w:num>
-  <w:num w:numId="27" w16cid:durableId="1801915231">
-    <w:abstractNumId w:val="17"/>
-  </w:num>
-  <w:num w:numId="28" w16cid:durableId="1966811375">
-    <w:abstractNumId w:val="32"/>
-  </w:num>
-  <w:num w:numId="29" w16cid:durableId="197200488">
-    <w:abstractNumId w:val="5"/>
-  </w:num>
-  <w:num w:numId="30" w16cid:durableId="1238857550">
-    <w:abstractNumId w:val="22"/>
-  </w:num>
-  <w:num w:numId="31" w16cid:durableId="1363049926">
-    <w:abstractNumId w:val="12"/>
-  </w:num>
-  <w:num w:numId="32" w16cid:durableId="83572158">
-    <w:abstractNumId w:val="25"/>
-  </w:num>
-  <w:num w:numId="33" w16cid:durableId="955716721">
-    <w:abstractNumId w:val="28"/>
+  <w:num w:numId="40" w16cid:durableId="913122702">
+    <w:abstractNumId w:val="3"/>
   </w:num>
 </w:numbering>
 </file>

--- a/Strings/Strings qs.docx
+++ b/Strings/Strings qs.docx
@@ -10,68 +10,21 @@
           <w:bCs/>
         </w:rPr>
       </w:pPr>
+      <w:proofErr w:type="gramStart"/>
       <w:r>
         <w:rPr>
           <w:b/>
           <w:bCs/>
         </w:rPr>
-        <w:t>Basic / Manipulation</w:t>
+        <w:t>  Find</w:t>
       </w:r>
-    </w:p>
-    <w:p>
-      <w:pPr>
-        <w:numPr>
-          <w:ilvl w:val="0"/>
-          <w:numId w:val="34"/>
-        </w:numPr>
-        <w:spacing w:after="0" w:line="240" w:lineRule="auto"/>
-      </w:pPr>
+      <w:proofErr w:type="gramEnd"/>
       <w:r>
-        <w:t>Reverse String</w:t>
-      </w:r>
-    </w:p>
-    <w:p>
-      <w:pPr>
-        <w:numPr>
-          <w:ilvl w:val="0"/>
-          <w:numId w:val="34"/>
-        </w:numPr>
-        <w:spacing w:after="0" w:line="240" w:lineRule="auto"/>
-      </w:pPr>
-      <w:r>
-        <w:t>Reverse Words in a String</w:t>
-      </w:r>
-    </w:p>
-    <w:p>
-      <w:pPr>
-        <w:numPr>
-          <w:ilvl w:val="0"/>
-          <w:numId w:val="34"/>
-        </w:numPr>
-        <w:spacing w:after="0" w:line="240" w:lineRule="auto"/>
-      </w:pPr>
-      <w:r>
-        <w:t>Longest Common Prefix</w:t>
-      </w:r>
-    </w:p>
-    <w:p>
-      <w:pPr>
-        <w:numPr>
-          <w:ilvl w:val="0"/>
-          <w:numId w:val="34"/>
-        </w:numPr>
-        <w:spacing w:after="0" w:line="240" w:lineRule="auto"/>
-      </w:pPr>
-      <w:r>
-        <w:t>String to Integer (</w:t>
-      </w:r>
-      <w:proofErr w:type="spellStart"/>
-      <w:r>
-        <w:t>atoi</w:t>
-      </w:r>
-      <w:proofErr w:type="spellEnd"/>
-      <w:r>
-        <w:t>)</w:t>
+        <w:rPr>
+          <w:b/>
+          <w:bCs/>
+        </w:rPr>
+        <w:t xml:space="preserve"> the length of the longest substring without repeating characters. </w:t>
       </w:r>
     </w:p>
     <w:p>
@@ -82,48 +35,21 @@
           <w:bCs/>
         </w:rPr>
       </w:pPr>
+      <w:proofErr w:type="gramStart"/>
       <w:r>
         <w:rPr>
           <w:b/>
           <w:bCs/>
         </w:rPr>
-        <w:t>Palindrome</w:t>
+        <w:t>  Check</w:t>
       </w:r>
-    </w:p>
-    <w:p>
-      <w:pPr>
-        <w:numPr>
-          <w:ilvl w:val="0"/>
-          <w:numId w:val="35"/>
-        </w:numPr>
-        <w:spacing w:after="0" w:line="240" w:lineRule="auto"/>
-      </w:pPr>
+      <w:proofErr w:type="gramEnd"/>
       <w:r>
-        <w:t>Valid Palindrome</w:t>
-      </w:r>
-    </w:p>
-    <w:p>
-      <w:pPr>
-        <w:numPr>
-          <w:ilvl w:val="0"/>
-          <w:numId w:val="35"/>
-        </w:numPr>
-        <w:spacing w:after="0" w:line="240" w:lineRule="auto"/>
-      </w:pPr>
-      <w:r>
-        <w:t>Valid Palindrome II</w:t>
-      </w:r>
-    </w:p>
-    <w:p>
-      <w:pPr>
-        <w:numPr>
-          <w:ilvl w:val="0"/>
-          <w:numId w:val="35"/>
-        </w:numPr>
-        <w:spacing w:after="0" w:line="240" w:lineRule="auto"/>
-      </w:pPr>
-      <w:r>
-        <w:t>Longest Palindromic Substring</w:t>
+        <w:rPr>
+          <w:b/>
+          <w:bCs/>
+        </w:rPr>
+        <w:t xml:space="preserve"> if two strings are anagrams of each other. </w:t>
       </w:r>
     </w:p>
     <w:p>
@@ -134,48 +60,21 @@
           <w:bCs/>
         </w:rPr>
       </w:pPr>
+      <w:proofErr w:type="gramStart"/>
       <w:r>
         <w:rPr>
           <w:b/>
           <w:bCs/>
         </w:rPr>
-        <w:t>Anagram</w:t>
+        <w:t>  Group</w:t>
       </w:r>
-    </w:p>
-    <w:p>
-      <w:pPr>
-        <w:numPr>
-          <w:ilvl w:val="0"/>
-          <w:numId w:val="36"/>
-        </w:numPr>
-        <w:spacing w:after="0" w:line="240" w:lineRule="auto"/>
-      </w:pPr>
+      <w:proofErr w:type="gramEnd"/>
       <w:r>
-        <w:t>Valid Anagram</w:t>
-      </w:r>
-    </w:p>
-    <w:p>
-      <w:pPr>
-        <w:numPr>
-          <w:ilvl w:val="0"/>
-          <w:numId w:val="36"/>
-        </w:numPr>
-        <w:spacing w:after="0" w:line="240" w:lineRule="auto"/>
-      </w:pPr>
-      <w:r>
-        <w:t>Group Anagrams</w:t>
-      </w:r>
-    </w:p>
-    <w:p>
-      <w:pPr>
-        <w:numPr>
-          <w:ilvl w:val="0"/>
-          <w:numId w:val="36"/>
-        </w:numPr>
-        <w:spacing w:after="0" w:line="240" w:lineRule="auto"/>
-      </w:pPr>
-      <w:r>
-        <w:t>Find All Anagrams in a String</w:t>
+        <w:rPr>
+          <w:b/>
+          <w:bCs/>
+        </w:rPr>
+        <w:t xml:space="preserve"> a list of strings into anagram groups. </w:t>
       </w:r>
     </w:p>
     <w:p>
@@ -186,60 +85,21 @@
           <w:bCs/>
         </w:rPr>
       </w:pPr>
+      <w:proofErr w:type="gramStart"/>
       <w:r>
         <w:rPr>
           <w:b/>
           <w:bCs/>
         </w:rPr>
-        <w:t>Sliding Window</w:t>
+        <w:t>  Find</w:t>
       </w:r>
-    </w:p>
-    <w:p>
-      <w:pPr>
-        <w:numPr>
-          <w:ilvl w:val="0"/>
-          <w:numId w:val="37"/>
-        </w:numPr>
-        <w:spacing w:after="0" w:line="240" w:lineRule="auto"/>
-      </w:pPr>
+      <w:proofErr w:type="gramEnd"/>
       <w:r>
-        <w:t>Longest Substring Without Repeating Characters</w:t>
-      </w:r>
-    </w:p>
-    <w:p>
-      <w:pPr>
-        <w:numPr>
-          <w:ilvl w:val="0"/>
-          <w:numId w:val="37"/>
-        </w:numPr>
-        <w:spacing w:after="0" w:line="240" w:lineRule="auto"/>
-      </w:pPr>
-      <w:r>
-        <w:t>Longest Repeating Character Replacement</w:t>
-      </w:r>
-    </w:p>
-    <w:p>
-      <w:pPr>
-        <w:numPr>
-          <w:ilvl w:val="0"/>
-          <w:numId w:val="37"/>
-        </w:numPr>
-        <w:spacing w:after="0" w:line="240" w:lineRule="auto"/>
-      </w:pPr>
-      <w:r>
-        <w:t>Minimum Window Substring</w:t>
-      </w:r>
-    </w:p>
-    <w:p>
-      <w:pPr>
-        <w:numPr>
-          <w:ilvl w:val="0"/>
-          <w:numId w:val="37"/>
-        </w:numPr>
-        <w:spacing w:after="0" w:line="240" w:lineRule="auto"/>
-      </w:pPr>
-      <w:r>
-        <w:t>Permutation in String</w:t>
+        <w:rPr>
+          <w:b/>
+          <w:bCs/>
+        </w:rPr>
+        <w:t xml:space="preserve"> the minimum window substring in s that contains all characters of t. </w:t>
       </w:r>
     </w:p>
     <w:p>
@@ -250,36 +110,21 @@
           <w:bCs/>
         </w:rPr>
       </w:pPr>
+      <w:proofErr w:type="gramStart"/>
       <w:r>
         <w:rPr>
           <w:b/>
           <w:bCs/>
         </w:rPr>
-        <w:t>Hashing / Frequency</w:t>
+        <w:t>  Find</w:t>
       </w:r>
-    </w:p>
-    <w:p>
-      <w:pPr>
-        <w:numPr>
-          <w:ilvl w:val="0"/>
-          <w:numId w:val="38"/>
-        </w:numPr>
-        <w:spacing w:after="0" w:line="240" w:lineRule="auto"/>
-      </w:pPr>
+      <w:proofErr w:type="gramEnd"/>
       <w:r>
-        <w:t>First Unique Character in a String</w:t>
-      </w:r>
-    </w:p>
-    <w:p>
-      <w:pPr>
-        <w:numPr>
-          <w:ilvl w:val="0"/>
-          <w:numId w:val="38"/>
-        </w:numPr>
-        <w:spacing w:after="0" w:line="240" w:lineRule="auto"/>
-      </w:pPr>
-      <w:r>
-        <w:t>Sort Characters by Frequency</w:t>
+        <w:rPr>
+          <w:b/>
+          <w:bCs/>
+        </w:rPr>
+        <w:t xml:space="preserve"> the longest palindromic substring in a given string. </w:t>
       </w:r>
     </w:p>
     <w:p>
@@ -290,36 +135,21 @@
           <w:bCs/>
         </w:rPr>
       </w:pPr>
+      <w:proofErr w:type="gramStart"/>
       <w:r>
         <w:rPr>
           <w:b/>
           <w:bCs/>
         </w:rPr>
-        <w:t>Stack Based</w:t>
+        <w:t>  Count</w:t>
       </w:r>
-    </w:p>
-    <w:p>
-      <w:pPr>
-        <w:numPr>
-          <w:ilvl w:val="0"/>
-          <w:numId w:val="39"/>
-        </w:numPr>
-        <w:spacing w:after="0" w:line="240" w:lineRule="auto"/>
-      </w:pPr>
+      <w:proofErr w:type="gramEnd"/>
       <w:r>
-        <w:t>Valid Parentheses</w:t>
-      </w:r>
-    </w:p>
-    <w:p>
-      <w:pPr>
-        <w:numPr>
-          <w:ilvl w:val="0"/>
-          <w:numId w:val="39"/>
-        </w:numPr>
-        <w:spacing w:after="0" w:line="240" w:lineRule="auto"/>
-      </w:pPr>
-      <w:r>
-        <w:t>Remove All Adjacent Duplicates in String</w:t>
+        <w:rPr>
+          <w:b/>
+          <w:bCs/>
+        </w:rPr>
+        <w:t xml:space="preserve"> all palindromic substrings in a string. </w:t>
       </w:r>
     </w:p>
     <w:p>
@@ -330,12 +160,21 @@
           <w:bCs/>
         </w:rPr>
       </w:pPr>
+      <w:proofErr w:type="gramStart"/>
       <w:r>
         <w:rPr>
           <w:b/>
           <w:bCs/>
         </w:rPr>
-        <w:t xml:space="preserve">Misc OA </w:t>
+        <w:t>  Compress</w:t>
+      </w:r>
+      <w:proofErr w:type="gramEnd"/>
+      <w:r>
+        <w:rPr>
+          <w:b/>
+          <w:bCs/>
+        </w:rPr>
+        <w:t xml:space="preserve"> a string using counts of repeated characters (e.g., "</w:t>
       </w:r>
       <w:proofErr w:type="spellStart"/>
       <w:r>
@@ -343,38 +182,66 @@
           <w:b/>
           <w:bCs/>
         </w:rPr>
-        <w:t>Favorites</w:t>
+        <w:t>aaabb</w:t>
       </w:r>
       <w:proofErr w:type="spellEnd"/>
-    </w:p>
-    <w:p>
-      <w:pPr>
-        <w:numPr>
-          <w:ilvl w:val="0"/>
-          <w:numId w:val="40"/>
-        </w:numPr>
-        <w:spacing w:after="0" w:line="240" w:lineRule="auto"/>
-      </w:pPr>
       <w:r>
-        <w:t>Encode and Decode Strings</w:t>
+        <w:rPr>
+          <w:b/>
+          <w:bCs/>
+        </w:rPr>
+        <w:t xml:space="preserve">" → "a3b2"). </w:t>
       </w:r>
     </w:p>
     <w:p>
       <w:pPr>
-        <w:numPr>
-          <w:ilvl w:val="0"/>
-          <w:numId w:val="40"/>
-        </w:numPr>
         <w:spacing w:after="0" w:line="240" w:lineRule="auto"/>
-      </w:pPr>
-      <w:r>
-        <w:t xml:space="preserve">Count and </w:t>
-      </w:r>
+        <w:rPr>
+          <w:b/>
+          <w:bCs/>
+        </w:rPr>
+      </w:pPr>
       <w:proofErr w:type="gramStart"/>
       <w:r>
-        <w:t>Say</w:t>
+        <w:rPr>
+          <w:b/>
+          <w:bCs/>
+        </w:rPr>
+        <w:t>  Implement</w:t>
       </w:r>
       <w:proofErr w:type="gramEnd"/>
+      <w:r>
+        <w:rPr>
+          <w:b/>
+          <w:bCs/>
+        </w:rPr>
+        <w:t xml:space="preserve"> substring search: return the first index of a pattern in a string. </w:t>
+      </w:r>
+    </w:p>
+    <w:p>
+      <w:pPr>
+        <w:spacing w:after="0" w:line="240" w:lineRule="auto"/>
+        <w:rPr>
+          <w:b/>
+          <w:bCs/>
+        </w:rPr>
+      </w:pPr>
+      <w:proofErr w:type="gramStart"/>
+      <w:r>
+        <w:rPr>
+          <w:b/>
+          <w:bCs/>
+        </w:rPr>
+        <w:t>  Find</w:t>
+      </w:r>
+      <w:proofErr w:type="gramEnd"/>
+      <w:r>
+        <w:rPr>
+          <w:b/>
+          <w:bCs/>
+        </w:rPr>
+        <w:t xml:space="preserve"> the longest common prefix among an array of strings. </w:t>
+      </w:r>
     </w:p>
     <w:p>
       <w:pPr>
@@ -383,6 +250,22 @@
           <w:lang w:val="en-US"/>
         </w:rPr>
       </w:pPr>
+      <w:proofErr w:type="gramStart"/>
+      <w:r>
+        <w:rPr>
+          <w:b/>
+          <w:bCs/>
+        </w:rPr>
+        <w:t>  Check</w:t>
+      </w:r>
+      <w:proofErr w:type="gramEnd"/>
+      <w:r>
+        <w:rPr>
+          <w:b/>
+          <w:bCs/>
+        </w:rPr>
+        <w:t xml:space="preserve"> if one string is a rotation of another.</w:t>
+      </w:r>
     </w:p>
     <w:sectPr>
       <w:pgSz w:w="11906" w:h="16838"/>
